--- a/backend/templates/executacao_alimentos_cumulado.docx
+++ b/backend/templates/executacao_alimentos_cumulado.docx
@@ -547,7 +547,6 @@
         </w:rPr>
         <w:t xml:space="preserve">}</w:t>
       </w:r>
-      <w:r/>
       <w:r>
         <w:rPr>
           <w:rFonts w:ascii="Arial" w:hAnsi="Arial" w:eastAsia="Arial" w:cs="Arial"/>
@@ -1185,23 +1184,7 @@
           <w:sz w:val="24"/>
           <w:szCs w:val="24"/>
         </w:rPr>
-      </w:r>
-      <w:r>
-        <w:rPr>
-          <w:rFonts w:ascii="Arial" w:hAnsi="Arial" w:cs="Arial"/>
-          <w:sz w:val="24"/>
-          <w:szCs w:val="24"/>
-        </w:rPr>
         <w:t xml:space="preserve">cpf</w:t>
-      </w:r>
-      <w:r/>
-      <w:r>
-        <w:rPr>
-          <w:rFonts w:ascii="Arial" w:hAnsi="Arial" w:cs="Arial"/>
-          <w:sz w:val="24"/>
-          <w:szCs w:val="24"/>
-          <w:lang w:val="pt-BR"/>
-        </w:rPr>
       </w:r>
       <w:r>
         <w:rPr>
@@ -1816,8 +1799,6 @@
       </w:r>
       <w:r>
         <w:rPr>
-          <w:b w:val="0"/>
-          <w:bCs w:val="0"/>
           <w:sz w:val="24"/>
           <w:szCs w:val="24"/>
         </w:rPr>
@@ -1927,12 +1908,14 @@
       <w:r>
         <w:rPr>
           <w:rFonts w:ascii="Arial" w:hAnsi="Arial" w:cs="Arial"/>
-          <w:b/>
-          <w:bCs/>
+          <w:b w:val="0"/>
+          <w:bCs w:val="0"/>
           <w:color w:val="000000" w:themeColor="text1"/>
           <w:sz w:val="24"/>
           <w:szCs w:val="24"/>
-        </w:rPr>
+          <w:lang w:val="pt-BR"/>
+        </w:rPr>
+        <w:t xml:space="preserve"> </w:t>
       </w:r>
       <w:r>
         <w:rPr>
@@ -1942,9 +1925,8 @@
           <w:color w:val="000000" w:themeColor="text1"/>
           <w:sz w:val="24"/>
           <w:szCs w:val="24"/>
-          <w:lang w:val="pt-BR"/>
-        </w:rPr>
-        <w:t xml:space="preserve"> </w:t>
+        </w:rPr>
+        <w:t xml:space="preserve">da </w:t>
       </w:r>
       <w:r>
         <w:rPr>
@@ -1955,7 +1937,7 @@
           <w:sz w:val="24"/>
           <w:szCs w:val="24"/>
         </w:rPr>
-        <w:t xml:space="preserve">da </w:t>
+        <w:t xml:space="preserve">genitora</w:t>
       </w:r>
       <w:r>
         <w:rPr>
@@ -1966,26 +1948,10 @@
           <w:sz w:val="24"/>
           <w:szCs w:val="24"/>
         </w:rPr>
-        <w:t xml:space="preserve">genitora</w:t>
+        <w:t xml:space="preserve"> do exequente.</w:t>
       </w:r>
       <w:r>
         <w:rPr>
-          <w:rFonts w:ascii="Arial" w:hAnsi="Arial" w:cs="Arial"/>
-          <w:b w:val="0"/>
-          <w:bCs w:val="0"/>
-          <w:color w:val="000000" w:themeColor="text1"/>
-          <w:sz w:val="24"/>
-          <w:szCs w:val="24"/>
-        </w:rPr>
-        <w:t xml:space="preserve"> do exequente.</w:t>
-      </w:r>
-      <w:r/>
-      <w:r>
-        <w:rPr>
-          <w:rFonts w:ascii="Arial" w:hAnsi="Arial" w:cs="Arial"/>
-          <w:b/>
-          <w:bCs/>
-          <w:color w:val="000000" w:themeColor="text1"/>
           <w:sz w:val="24"/>
           <w:szCs w:val="24"/>
         </w:rPr>
@@ -2056,8 +2022,6 @@
       </w:r>
       <w:r>
         <w:rPr>
-          <w:b w:val="0"/>
-          <w:bCs w:val="0"/>
           <w:sz w:val="24"/>
           <w:szCs w:val="24"/>
         </w:rPr>
@@ -4161,6 +4125,8 @@
       </w:r>
     </w:p>
     <w:sectPr>
+      <w:headerReference w:type="default" r:id="rId9"/>
+      <w:footerReference w:type="default" r:id="rId10"/>
       <w:footnotePr/>
       <w:endnotePr/>
       <w:type w:val="nextPage"/>
@@ -4205,6 +4171,109 @@
 </w:endnotes>
 </file>
 
+<file path=word/footer1.xml><?xml version="1.0" encoding="utf-8"?>
+<w:ftr xmlns:wpc="http://schemas.microsoft.com/office/word/2010/wordprocessingCanvas" xmlns:mc="http://schemas.openxmlformats.org/markup-compatibility/2006" xmlns:o="urn:schemas-microsoft-com:office:office" xmlns:r="http://schemas.openxmlformats.org/officeDocument/2006/relationships" xmlns:m="http://schemas.openxmlformats.org/officeDocument/2006/math" xmlns:v="urn:schemas-microsoft-com:vml" xmlns:wp14="http://schemas.microsoft.com/office/word/2010/wordprocessingDrawing" xmlns:wp="http://schemas.openxmlformats.org/drawingml/2006/wordprocessingDrawing" xmlns:w10="urn:schemas-microsoft-com:office:word" xmlns:w="http://schemas.openxmlformats.org/wordprocessingml/2006/main" xmlns:w14="http://schemas.microsoft.com/office/word/2010/wordml" xmlns:w15="http://schemas.microsoft.com/office/word/2012/wordml" xmlns:wpg="http://schemas.microsoft.com/office/word/2010/wordprocessingGroup" xmlns:wpi="http://schemas.microsoft.com/office/word/2010/wordprocessingInk" xmlns:wne="http://schemas.microsoft.com/office/word/2006/wordml" xmlns:a="http://schemas.openxmlformats.org/drawingml/2006/main" xmlns:wps="http://schemas.microsoft.com/office/word/2010/wordprocessingShape" mc:Ignorable="w14 w15 wp14">
+  <w:p>
+    <w:pPr>
+      <w:pBdr/>
+      <w:spacing/>
+      <w:ind/>
+      <w:rPr/>
+    </w:pPr>
+    <w:r>
+      <mc:AlternateContent>
+        <mc:Choice Requires="wpg">
+          <w:drawing>
+            <wp:anchor xmlns:wp="http://schemas.openxmlformats.org/drawingml/2006/wordprocessingDrawing" xmlns:wp14="http://schemas.microsoft.com/office/word/2010/wordprocessingDrawing" distT="0" distB="0" distL="114300" distR="114300" simplePos="0" relativeHeight="251658240" behindDoc="1" locked="0" layoutInCell="1" allowOverlap="1">
+              <wp:simplePos x="0" y="0"/>
+              <wp:positionH relativeFrom="column">
+                <wp:posOffset>-719935</wp:posOffset>
+              </wp:positionH>
+              <wp:positionV relativeFrom="paragraph">
+                <wp:posOffset>-152400</wp:posOffset>
+              </wp:positionV>
+              <wp:extent cx="7560000" cy="968583"/>
+              <wp:effectExtent l="0" t="0" r="0" b="0"/>
+              <wp:wrapNone/>
+              <wp:docPr id="2" name="drawing"/>
+              <wp:cNvGraphicFramePr>
+                <a:graphicFrameLocks xmlns:a="http://schemas.openxmlformats.org/drawingml/2006/main" noChangeAspect="1"/>
+              </wp:cNvGraphicFramePr>
+              <a:graphic xmlns:a="http://schemas.openxmlformats.org/drawingml/2006/main">
+                <a:graphicData uri="http://schemas.openxmlformats.org/drawingml/2006/picture">
+                  <pic:pic xmlns:pic="http://schemas.openxmlformats.org/drawingml/2006/picture">
+                    <pic:nvPicPr>
+                      <pic:cNvPr id="1420174845" name="Picture 339061228"/>
+                      <pic:cNvPicPr>
+                        <a:picLocks noChangeAspect="1"/>
+                      </pic:cNvPicPr>
+                      <pic:nvPr/>
+                    </pic:nvPicPr>
+                    <pic:blipFill>
+                      <a:blip r:embed="rId1"/>
+                      <a:stretch/>
+                    </pic:blipFill>
+                    <pic:spPr bwMode="auto">
+                      <a:xfrm rot="0" flipH="0" flipV="0">
+                        <a:off x="0" y="0"/>
+                        <a:ext cx="7560000" cy="968582"/>
+                      </a:xfrm>
+                      <a:prstGeom prst="rect">
+                        <a:avLst/>
+                      </a:prstGeom>
+                    </pic:spPr>
+                  </pic:pic>
+                </a:graphicData>
+              </a:graphic>
+            </wp:anchor>
+          </w:drawing>
+        </mc:Choice>
+        <mc:Fallback>
+          <w:pict>
+            <v:shapetype id="_x0000_t75" coordsize="21600,21600" o:spt="75" o:preferrelative="t" path="m@4@5l@4@11@9@11@9@5xe" filled="f" stroked="f">
+              <v:stroke joinstyle="miter"/>
+              <v:formulas>
+                <v:f eqn="if lineDrawn pixelLineWidth 0"/>
+                <v:f eqn="sum @0 1 0"/>
+                <v:f eqn="sum 0 0 @1"/>
+                <v:f eqn="prod @2 1 2"/>
+                <v:f eqn="prod @3 21600 pixelWidth"/>
+                <v:f eqn="prod @3 21600 pixelHeight"/>
+                <v:f eqn="sum @0 0 1"/>
+                <v:f eqn="prod @6 1 2"/>
+                <v:f eqn="prod @7 21600 pixelWidth"/>
+                <v:f eqn="sum @8 21600 0"/>
+                <v:f eqn="prod @7 21600 pixelHeight"/>
+                <v:f eqn="sum @10 21600 0"/>
+              </v:formulas>
+              <v:path o:extrusionok="f" gradientshapeok="t" o:connecttype="rect"/>
+              <o:lock v:ext="edit" aspectratio="t"/>
+            </v:shapetype>
+            <v:shape id="_x0000_i1" o:spid="_x0000_s1" type="#_x0000_t75" style="position:absolute;z-index:-251658240;o:allowoverlap:true;o:allowincell:true;mso-position-horizontal-relative:text;margin-left:-56.69pt;mso-position-horizontal:absolute;mso-position-vertical-relative:text;margin-top:-12.00pt;mso-position-vertical:absolute;width:595.28pt;height:76.27pt;mso-wrap-distance-left:9.00pt;mso-wrap-distance-top:0.00pt;mso-wrap-distance-right:9.00pt;mso-wrap-distance-bottom:0.00pt;rotation:0;z-index:1;" stroked="false">
+              <v:imagedata r:id="rId1" o:title=""/>
+              <o:lock v:ext="edit" rotation="t"/>
+            </v:shape>
+          </w:pict>
+        </mc:Fallback>
+      </mc:AlternateContent>
+    </w:r>
+    <w:r/>
+    <w:r/>
+  </w:p>
+  <w:p>
+    <w:pPr>
+      <w:pStyle w:val="867"/>
+      <w:pBdr/>
+      <w:spacing/>
+      <w:ind/>
+      <w:rPr/>
+    </w:pPr>
+    <w:r/>
+    <w:r/>
+  </w:p>
+</w:ftr>
+</file>
+
 <file path=word/footnotes.xml><?xml version="1.0" encoding="utf-8"?>
 <w:footnotes xmlns:wpc="http://schemas.microsoft.com/office/word/2010/wordprocessingCanvas" xmlns:mc="http://schemas.openxmlformats.org/markup-compatibility/2006" xmlns:o="urn:schemas-microsoft-com:office:office" xmlns:r="http://schemas.openxmlformats.org/officeDocument/2006/relationships" xmlns:m="http://schemas.openxmlformats.org/officeDocument/2006/math" xmlns:v="urn:schemas-microsoft-com:vml" xmlns:wp14="http://schemas.microsoft.com/office/word/2010/wordprocessingDrawing" xmlns:wp="http://schemas.openxmlformats.org/drawingml/2006/wordprocessingDrawing" xmlns:w10="urn:schemas-microsoft-com:office:word" xmlns:w="http://schemas.openxmlformats.org/wordprocessingml/2006/main" xmlns:w14="http://schemas.microsoft.com/office/word/2010/wordml" xmlns:w15="http://schemas.microsoft.com/office/word/2012/wordml" xmlns:wpg="http://schemas.microsoft.com/office/word/2010/wordprocessingGroup" xmlns:wpi="http://schemas.microsoft.com/office/word/2010/wordprocessingInk" xmlns:wne="http://schemas.microsoft.com/office/word/2006/wordml" xmlns:a="http://schemas.openxmlformats.org/drawingml/2006/main" xmlns:wps="http://schemas.microsoft.com/office/word/2010/wordprocessingShape" mc:Ignorable="w14 w15 wp14">
   <w:footnote w:type="separator" w:id="-1">
@@ -4236,6 +4305,109 @@
     </w:p>
   </w:footnote>
 </w:footnotes>
+</file>
+
+<file path=word/header1.xml><?xml version="1.0" encoding="utf-8"?>
+<w:hdr xmlns:wpc="http://schemas.microsoft.com/office/word/2010/wordprocessingCanvas" xmlns:mc="http://schemas.openxmlformats.org/markup-compatibility/2006" xmlns:o="urn:schemas-microsoft-com:office:office" xmlns:r="http://schemas.openxmlformats.org/officeDocument/2006/relationships" xmlns:m="http://schemas.openxmlformats.org/officeDocument/2006/math" xmlns:v="urn:schemas-microsoft-com:vml" xmlns:wp14="http://schemas.microsoft.com/office/word/2010/wordprocessingDrawing" xmlns:wp="http://schemas.openxmlformats.org/drawingml/2006/wordprocessingDrawing" xmlns:w10="urn:schemas-microsoft-com:office:word" xmlns:w="http://schemas.openxmlformats.org/wordprocessingml/2006/main" xmlns:w14="http://schemas.microsoft.com/office/word/2010/wordml" xmlns:w15="http://schemas.microsoft.com/office/word/2012/wordml" xmlns:wpg="http://schemas.microsoft.com/office/word/2010/wordprocessingGroup" xmlns:wpi="http://schemas.microsoft.com/office/word/2010/wordprocessingInk" xmlns:wne="http://schemas.microsoft.com/office/word/2006/wordml" xmlns:a="http://schemas.openxmlformats.org/drawingml/2006/main" xmlns:wps="http://schemas.microsoft.com/office/word/2010/wordprocessingShape" mc:Ignorable="w14 w15 wp14">
+  <w:p>
+    <w:pPr>
+      <w:pBdr/>
+      <w:spacing/>
+      <w:ind/>
+      <w:rPr/>
+    </w:pPr>
+    <w:r>
+      <mc:AlternateContent>
+        <mc:Choice Requires="wpg">
+          <w:drawing>
+            <wp:anchor xmlns:wp="http://schemas.openxmlformats.org/drawingml/2006/wordprocessingDrawing" xmlns:wp14="http://schemas.microsoft.com/office/word/2010/wordprocessingDrawing" distT="0" distB="0" distL="114300" distR="114300" simplePos="0" relativeHeight="251658240" behindDoc="1" locked="0" layoutInCell="1" allowOverlap="1">
+              <wp:simplePos x="0" y="0"/>
+              <wp:positionH relativeFrom="margin">
+                <wp:posOffset>-737935</wp:posOffset>
+              </wp:positionH>
+              <wp:positionV relativeFrom="paragraph">
+                <wp:posOffset>-573841</wp:posOffset>
+              </wp:positionV>
+              <wp:extent cx="7596000" cy="1814431"/>
+              <wp:effectExtent l="0" t="0" r="0" b="0"/>
+              <wp:wrapNone/>
+              <wp:docPr id="1" name="drawing"/>
+              <wp:cNvGraphicFramePr>
+                <a:graphicFrameLocks xmlns:a="http://schemas.openxmlformats.org/drawingml/2006/main" noChangeAspect="1"/>
+              </wp:cNvGraphicFramePr>
+              <a:graphic xmlns:a="http://schemas.openxmlformats.org/drawingml/2006/main">
+                <a:graphicData uri="http://schemas.openxmlformats.org/drawingml/2006/picture">
+                  <pic:pic xmlns:pic="http://schemas.openxmlformats.org/drawingml/2006/picture">
+                    <pic:nvPicPr>
+                      <pic:cNvPr id="295807395" name="Picture 693740786"/>
+                      <pic:cNvPicPr>
+                        <a:picLocks noChangeAspect="1"/>
+                      </pic:cNvPicPr>
+                      <pic:nvPr/>
+                    </pic:nvPicPr>
+                    <pic:blipFill>
+                      <a:blip r:embed="rId1"/>
+                      <a:stretch/>
+                    </pic:blipFill>
+                    <pic:spPr bwMode="auto">
+                      <a:xfrm rot="0" flipH="0" flipV="0">
+                        <a:off x="0" y="0"/>
+                        <a:ext cx="7596000" cy="1814430"/>
+                      </a:xfrm>
+                      <a:prstGeom prst="rect">
+                        <a:avLst/>
+                      </a:prstGeom>
+                    </pic:spPr>
+                  </pic:pic>
+                </a:graphicData>
+              </a:graphic>
+            </wp:anchor>
+          </w:drawing>
+        </mc:Choice>
+        <mc:Fallback>
+          <w:pict>
+            <v:shapetype id="_x0000_t75" coordsize="21600,21600" o:spt="75" o:preferrelative="t" path="m@4@5l@4@11@9@11@9@5xe" filled="f" stroked="f">
+              <v:stroke joinstyle="miter"/>
+              <v:formulas>
+                <v:f eqn="if lineDrawn pixelLineWidth 0"/>
+                <v:f eqn="sum @0 1 0"/>
+                <v:f eqn="sum 0 0 @1"/>
+                <v:f eqn="prod @2 1 2"/>
+                <v:f eqn="prod @3 21600 pixelWidth"/>
+                <v:f eqn="prod @3 21600 pixelHeight"/>
+                <v:f eqn="sum @0 0 1"/>
+                <v:f eqn="prod @6 1 2"/>
+                <v:f eqn="prod @7 21600 pixelWidth"/>
+                <v:f eqn="sum @8 21600 0"/>
+                <v:f eqn="prod @7 21600 pixelHeight"/>
+                <v:f eqn="sum @10 21600 0"/>
+              </v:formulas>
+              <v:path o:extrusionok="f" gradientshapeok="t" o:connecttype="rect"/>
+              <o:lock v:ext="edit" aspectratio="t"/>
+            </v:shapetype>
+            <v:shape id="_x0000_i0" o:spid="_x0000_s0" type="#_x0000_t75" style="position:absolute;z-index:-251658240;o:allowoverlap:true;o:allowincell:true;mso-position-horizontal-relative:margin;margin-left:-58.11pt;mso-position-horizontal:absolute;mso-position-vertical-relative:text;margin-top:-45.18pt;mso-position-vertical:absolute;width:598.11pt;height:142.87pt;mso-wrap-distance-left:9.00pt;mso-wrap-distance-top:0.00pt;mso-wrap-distance-right:9.00pt;mso-wrap-distance-bottom:0.00pt;rotation:0;z-index:1;" stroked="false">
+              <v:imagedata r:id="rId1" o:title=""/>
+              <o:lock v:ext="edit" rotation="t"/>
+            </v:shape>
+          </w:pict>
+        </mc:Fallback>
+      </mc:AlternateContent>
+    </w:r>
+    <w:r/>
+    <w:r/>
+  </w:p>
+  <w:p>
+    <w:pPr>
+      <w:pStyle w:val="865"/>
+      <w:pBdr/>
+      <w:spacing/>
+      <w:ind/>
+      <w:rPr/>
+    </w:pPr>
+    <w:r/>
+    <w:r/>
+  </w:p>
+</w:hdr>
 </file>
 
 <file path=word/numbering.xml><?xml version="1.0" encoding="utf-8"?>

--- a/backend/templates/executacao_alimentos_cumulado.docx
+++ b/backend/templates/executacao_alimentos_cumulado.docx
@@ -5,7 +5,7 @@
     <w:p>
       <w:pPr>
         <w:pBdr/>
-        <w:spacing w:after="80" w:before="80" w:line="276" w:lineRule="auto"/>
+        <w:spacing w:after="238" w:afterAutospacing="0" w:before="238" w:beforeAutospacing="0" w:line="276" w:lineRule="auto"/>
         <w:ind/>
         <w:jc w:val="center"/>
         <w:rPr>
@@ -2376,7 +2376,7 @@
     </w:p>
     <w:p>
       <w:pPr>
-        <w:pStyle w:val="894"/>
+        <w:pStyle w:val="944"/>
         <w:numPr>
           <w:ilvl w:val="0"/>
           <w:numId w:val="2"/>
@@ -2544,7 +2544,7 @@
     </w:tbl>
     <w:p>
       <w:pPr>
-        <w:pStyle w:val="894"/>
+        <w:pStyle w:val="944"/>
         <w:numPr>
           <w:ilvl w:val="0"/>
           <w:numId w:val="3"/>
@@ -2676,7 +2676,7 @@
     </w:p>
     <w:p>
       <w:pPr>
-        <w:pStyle w:val="894"/>
+        <w:pStyle w:val="944"/>
         <w:numPr>
           <w:ilvl w:val="0"/>
           <w:numId w:val="3"/>
@@ -2730,7 +2730,7 @@
     </w:p>
     <w:p>
       <w:pPr>
-        <w:pStyle w:val="894"/>
+        <w:pStyle w:val="944"/>
         <w:numPr>
           <w:ilvl w:val="0"/>
           <w:numId w:val="3"/>
@@ -2932,7 +2932,7 @@
     </w:tbl>
     <w:p>
       <w:pPr>
-        <w:pStyle w:val="894"/>
+        <w:pStyle w:val="944"/>
         <w:numPr>
           <w:ilvl w:val="0"/>
           <w:numId w:val="4"/>
@@ -3228,7 +3228,7 @@
     </w:tbl>
     <w:p>
       <w:pPr>
-        <w:pStyle w:val="894"/>
+        <w:pStyle w:val="944"/>
         <w:numPr>
           <w:ilvl w:val="0"/>
           <w:numId w:val="2"/>
@@ -3308,7 +3308,7 @@
     </w:p>
     <w:p>
       <w:pPr>
-        <w:pStyle w:val="894"/>
+        <w:pStyle w:val="944"/>
         <w:numPr>
           <w:ilvl w:val="0"/>
           <w:numId w:val="2"/>
@@ -3413,7 +3413,7 @@
     </w:p>
     <w:p>
       <w:pPr>
-        <w:pStyle w:val="894"/>
+        <w:pStyle w:val="944"/>
         <w:numPr>
           <w:ilvl w:val="0"/>
           <w:numId w:val="2"/>
@@ -3571,7 +3571,7 @@
     </w:p>
     <w:p>
       <w:pPr>
-        <w:pStyle w:val="894"/>
+        <w:pStyle w:val="944"/>
         <w:numPr>
           <w:ilvl w:val="0"/>
           <w:numId w:val="2"/>
@@ -3625,7 +3625,7 @@
     </w:p>
     <w:p>
       <w:pPr>
-        <w:pStyle w:val="894"/>
+        <w:pStyle w:val="944"/>
         <w:numPr>
           <w:ilvl w:val="0"/>
           <w:numId w:val="2"/>
@@ -4190,9 +4190,9 @@
                 <wp:posOffset>-719935</wp:posOffset>
               </wp:positionH>
               <wp:positionV relativeFrom="paragraph">
-                <wp:posOffset>-152400</wp:posOffset>
+                <wp:posOffset>-78032</wp:posOffset>
               </wp:positionV>
-              <wp:extent cx="7560000" cy="968583"/>
+              <wp:extent cx="7560000" cy="818015"/>
               <wp:effectExtent l="0" t="0" r="0" b="0"/>
               <wp:wrapNone/>
               <wp:docPr id="2" name="drawing"/>
@@ -4216,7 +4216,7 @@
                     <pic:spPr bwMode="auto">
                       <a:xfrm rot="0" flipH="0" flipV="0">
                         <a:off x="0" y="0"/>
-                        <a:ext cx="7560000" cy="968582"/>
+                        <a:ext cx="7560000" cy="818015"/>
                       </a:xfrm>
                       <a:prstGeom prst="rect">
                         <a:avLst/>
@@ -4249,7 +4249,7 @@
               <v:path o:extrusionok="f" gradientshapeok="t" o:connecttype="rect"/>
               <o:lock v:ext="edit" aspectratio="t"/>
             </v:shapetype>
-            <v:shape id="_x0000_i1" o:spid="_x0000_s1" type="#_x0000_t75" style="position:absolute;z-index:-251658240;o:allowoverlap:true;o:allowincell:true;mso-position-horizontal-relative:text;margin-left:-56.69pt;mso-position-horizontal:absolute;mso-position-vertical-relative:text;margin-top:-12.00pt;mso-position-vertical:absolute;width:595.28pt;height:76.27pt;mso-wrap-distance-left:9.00pt;mso-wrap-distance-top:0.00pt;mso-wrap-distance-right:9.00pt;mso-wrap-distance-bottom:0.00pt;rotation:0;z-index:1;" stroked="false">
+            <v:shape id="_x0000_i1" o:spid="_x0000_s1" type="#_x0000_t75" style="position:absolute;z-index:-251658240;o:allowoverlap:true;o:allowincell:true;mso-position-horizontal-relative:text;margin-left:-56.69pt;mso-position-horizontal:absolute;mso-position-vertical-relative:text;margin-top:-6.14pt;mso-position-vertical:absolute;width:595.28pt;height:64.41pt;mso-wrap-distance-left:9.00pt;mso-wrap-distance-top:0.00pt;mso-wrap-distance-right:9.00pt;mso-wrap-distance-bottom:0.00pt;rotation:0;z-index:1;" stroked="false">
               <v:imagedata r:id="rId1" o:title=""/>
               <o:lock v:ext="edit" rotation="t"/>
             </v:shape>
@@ -4258,11 +4258,10 @@
       </mc:AlternateContent>
     </w:r>
     <w:r/>
-    <w:r/>
   </w:p>
   <w:p>
     <w:pPr>
-      <w:pStyle w:val="867"/>
+      <w:pStyle w:val="917"/>
       <w:pBdr/>
       <w:spacing/>
       <w:ind/>
@@ -4312,10 +4311,15 @@
   <w:p>
     <w:pPr>
       <w:pBdr/>
-      <w:spacing/>
+      <w:spacing w:before="17" w:beforeAutospacing="0"/>
       <w:ind/>
       <w:rPr/>
     </w:pPr>
+    <w:r>
+      <w:rPr>
+        <w:highlight w:val="none"/>
+      </w:rPr>
+    </w:r>
     <w:r>
       <mc:AlternateContent>
         <mc:Choice Requires="wpg">
@@ -4326,9 +4330,9 @@
                 <wp:posOffset>-737935</wp:posOffset>
               </wp:positionH>
               <wp:positionV relativeFrom="paragraph">
-                <wp:posOffset>-573841</wp:posOffset>
+                <wp:posOffset>-551014</wp:posOffset>
               </wp:positionV>
-              <wp:extent cx="7596000" cy="1814431"/>
+              <wp:extent cx="7596000" cy="1240084"/>
               <wp:effectExtent l="0" t="0" r="0" b="0"/>
               <wp:wrapNone/>
               <wp:docPr id="1" name="drawing"/>
@@ -4339,7 +4343,7 @@
                 <a:graphicData uri="http://schemas.openxmlformats.org/drawingml/2006/picture">
                   <pic:pic xmlns:pic="http://schemas.openxmlformats.org/drawingml/2006/picture">
                     <pic:nvPicPr>
-                      <pic:cNvPr id="295807395" name="Picture 693740786"/>
+                      <pic:cNvPr id="1797052075" name="Picture 693740786"/>
                       <pic:cNvPicPr>
                         <a:picLocks noChangeAspect="1"/>
                       </pic:cNvPicPr>
@@ -4352,7 +4356,7 @@
                     <pic:spPr bwMode="auto">
                       <a:xfrm rot="0" flipH="0" flipV="0">
                         <a:off x="0" y="0"/>
-                        <a:ext cx="7596000" cy="1814430"/>
+                        <a:ext cx="7596000" cy="1240084"/>
                       </a:xfrm>
                       <a:prstGeom prst="rect">
                         <a:avLst/>
@@ -4385,7 +4389,7 @@
               <v:path o:extrusionok="f" gradientshapeok="t" o:connecttype="rect"/>
               <o:lock v:ext="edit" aspectratio="t"/>
             </v:shapetype>
-            <v:shape id="_x0000_i0" o:spid="_x0000_s0" type="#_x0000_t75" style="position:absolute;z-index:-251658240;o:allowoverlap:true;o:allowincell:true;mso-position-horizontal-relative:margin;margin-left:-58.11pt;mso-position-horizontal:absolute;mso-position-vertical-relative:text;margin-top:-45.18pt;mso-position-vertical:absolute;width:598.11pt;height:142.87pt;mso-wrap-distance-left:9.00pt;mso-wrap-distance-top:0.00pt;mso-wrap-distance-right:9.00pt;mso-wrap-distance-bottom:0.00pt;rotation:0;z-index:1;" stroked="false">
+            <v:shape id="_x0000_i0" o:spid="_x0000_s0" type="#_x0000_t75" style="position:absolute;z-index:-251658240;o:allowoverlap:true;o:allowincell:true;mso-position-horizontal-relative:margin;margin-left:-58.11pt;mso-position-horizontal:absolute;mso-position-vertical-relative:text;margin-top:-43.39pt;mso-position-vertical:absolute;width:598.11pt;height:97.64pt;mso-wrap-distance-left:9.00pt;mso-wrap-distance-top:0.00pt;mso-wrap-distance-right:9.00pt;mso-wrap-distance-bottom:0.00pt;rotation:0;z-index:1;" stroked="false">
               <v:imagedata r:id="rId1" o:title=""/>
               <o:lock v:ext="edit" rotation="t"/>
             </v:shape>
@@ -4393,12 +4397,87 @@
         </mc:Fallback>
       </mc:AlternateContent>
     </w:r>
+    <w:r>
+      <w:rPr>
+        <w:highlight w:val="none"/>
+      </w:rPr>
+    </w:r>
+    <w:r>
+      <w:rPr>
+        <w:highlight w:val="none"/>
+      </w:rPr>
+    </w:r>
+    <w:r>
+      <w:rPr>
+        <w:highlight w:val="none"/>
+      </w:rPr>
+    </w:r>
+  </w:p>
+  <w:p>
+    <w:pPr>
+      <w:pBdr/>
+      <w:spacing/>
+      <w:ind/>
+      <w:rPr>
+        <w:highlight w:val="none"/>
+      </w:rPr>
+    </w:pPr>
+    <w:r>
+      <w:rPr>
+        <w:highlight w:val="none"/>
+      </w:rPr>
+    </w:r>
+    <w:r>
+      <w:rPr>
+        <w:highlight w:val="none"/>
+      </w:rPr>
+    </w:r>
+    <w:r>
+      <w:rPr>
+        <w:highlight w:val="none"/>
+      </w:rPr>
+    </w:r>
+  </w:p>
+  <w:p>
+    <w:pPr>
+      <w:pBdr/>
+      <w:spacing/>
+      <w:ind/>
+      <w:rPr>
+        <w:highlight w:val="none"/>
+      </w:rPr>
+    </w:pPr>
+    <w:r>
+      <w:rPr>
+        <w:highlight w:val="none"/>
+      </w:rPr>
+    </w:r>
+    <w:r>
+      <w:rPr>
+        <w:highlight w:val="none"/>
+      </w:rPr>
+    </w:r>
+    <w:r>
+      <w:rPr>
+        <w:highlight w:val="none"/>
+      </w:rPr>
+    </w:r>
+  </w:p>
+  <w:p>
+    <w:pPr>
+      <w:pBdr/>
+      <w:spacing/>
+      <w:ind/>
+      <w:rPr>
+        <w:highlight w:val="none"/>
+      </w:rPr>
+    </w:pPr>
     <w:r/>
     <w:r/>
   </w:p>
   <w:p>
     <w:pPr>
-      <w:pStyle w:val="865"/>
+      <w:pStyle w:val="915"/>
       <w:pBdr/>
       <w:spacing/>
       <w:ind/>
@@ -5108,7 +5187,7 @@
     <w:lsdException w:name="Bibliography" w:uiPriority="37"/>
     <w:lsdException w:name="TOC Heading" w:uiPriority="39" w:qFormat="1"/>
   </w:latentStyles>
-  <w:style w:type="table" w:styleId="709" w:default="1">
+  <w:style w:type="table" w:styleId="759" w:default="1">
     <w:name w:val="Normal Table"/>
     <w:uiPriority w:val="99"/>
     <w:semiHidden/>
@@ -5301,9 +5380,9 @@
       </w:tcPr>
     </w:tblStylePr>
   </w:style>
-  <w:style w:type="table" w:styleId="710">
+  <w:style w:type="table" w:styleId="760">
     <w:name w:val="Table Grid"/>
-    <w:basedOn w:val="709"/>
+    <w:basedOn w:val="759"/>
     <w:uiPriority w:val="59"/>
     <w:pPr>
       <w:pBdr/>
@@ -5500,9 +5579,9 @@
       </w:tcPr>
     </w:tblStylePr>
   </w:style>
-  <w:style w:type="table" w:styleId="711">
+  <w:style w:type="table" w:styleId="761">
     <w:name w:val="Table Grid Light"/>
-    <w:basedOn w:val="709"/>
+    <w:basedOn w:val="759"/>
     <w:uiPriority w:val="59"/>
     <w:pPr>
       <w:pBdr/>
@@ -5699,9 +5778,9 @@
       </w:tcPr>
     </w:tblStylePr>
   </w:style>
-  <w:style w:type="table" w:styleId="712">
+  <w:style w:type="table" w:styleId="762">
     <w:name w:val="Plain Table 1"/>
-    <w:basedOn w:val="709"/>
+    <w:basedOn w:val="759"/>
     <w:uiPriority w:val="59"/>
     <w:pPr>
       <w:pBdr/>
@@ -5924,9 +6003,9 @@
       </w:tcPr>
     </w:tblStylePr>
   </w:style>
-  <w:style w:type="table" w:styleId="713">
+  <w:style w:type="table" w:styleId="763">
     <w:name w:val="Plain Table 2"/>
-    <w:basedOn w:val="709"/>
+    <w:basedOn w:val="759"/>
     <w:uiPriority w:val="59"/>
     <w:pPr>
       <w:pBdr/>
@@ -6157,9 +6236,9 @@
       </w:tcPr>
     </w:tblStylePr>
   </w:style>
-  <w:style w:type="table" w:styleId="714">
+  <w:style w:type="table" w:styleId="764">
     <w:name w:val="Plain Table 3"/>
-    <w:basedOn w:val="709"/>
+    <w:basedOn w:val="759"/>
     <w:uiPriority w:val="99"/>
     <w:pPr>
       <w:pBdr/>
@@ -6387,9 +6466,9 @@
       </w:tcPr>
     </w:tblStylePr>
   </w:style>
-  <w:style w:type="table" w:styleId="715">
+  <w:style w:type="table" w:styleId="765">
     <w:name w:val="Plain Table 4"/>
-    <w:basedOn w:val="709"/>
+    <w:basedOn w:val="759"/>
     <w:uiPriority w:val="99"/>
     <w:pPr>
       <w:pBdr/>
@@ -6603,9 +6682,9 @@
       </w:tcPr>
     </w:tblStylePr>
   </w:style>
-  <w:style w:type="table" w:styleId="716">
+  <w:style w:type="table" w:styleId="766">
     <w:name w:val="Plain Table 5"/>
-    <w:basedOn w:val="709"/>
+    <w:basedOn w:val="759"/>
     <w:uiPriority w:val="99"/>
     <w:pPr>
       <w:pBdr/>
@@ -6836,9 +6915,9 @@
       </w:tcPr>
     </w:tblStylePr>
   </w:style>
-  <w:style w:type="table" w:styleId="717">
+  <w:style w:type="table" w:styleId="767">
     <w:name w:val="Grid Table 1 Light"/>
-    <w:basedOn w:val="709"/>
+    <w:basedOn w:val="759"/>
     <w:uiPriority w:val="99"/>
     <w:pPr>
       <w:pBdr/>
@@ -7059,9 +7138,9 @@
       </w:tcPr>
     </w:tblStylePr>
   </w:style>
-  <w:style w:type="table" w:styleId="718">
+  <w:style w:type="table" w:styleId="768">
     <w:name w:val="Grid Table 1 Light - Accent 1"/>
-    <w:basedOn w:val="709"/>
+    <w:basedOn w:val="759"/>
     <w:uiPriority w:val="99"/>
     <w:pPr>
       <w:pBdr/>
@@ -7282,9 +7361,9 @@
       </w:tcPr>
     </w:tblStylePr>
   </w:style>
-  <w:style w:type="table" w:styleId="719">
+  <w:style w:type="table" w:styleId="769">
     <w:name w:val="Grid Table 1 Light - Accent 2"/>
-    <w:basedOn w:val="709"/>
+    <w:basedOn w:val="759"/>
     <w:uiPriority w:val="99"/>
     <w:pPr>
       <w:pBdr/>
@@ -7505,9 +7584,9 @@
       </w:tcPr>
     </w:tblStylePr>
   </w:style>
-  <w:style w:type="table" w:styleId="720">
+  <w:style w:type="table" w:styleId="770">
     <w:name w:val="Grid Table 1 Light - Accent 3"/>
-    <w:basedOn w:val="709"/>
+    <w:basedOn w:val="759"/>
     <w:uiPriority w:val="99"/>
     <w:pPr>
       <w:pBdr/>
@@ -7728,9 +7807,9 @@
       </w:tcPr>
     </w:tblStylePr>
   </w:style>
-  <w:style w:type="table" w:styleId="721">
+  <w:style w:type="table" w:styleId="771">
     <w:name w:val="Grid Table 1 Light - Accent 4"/>
-    <w:basedOn w:val="709"/>
+    <w:basedOn w:val="759"/>
     <w:uiPriority w:val="99"/>
     <w:pPr>
       <w:pBdr/>
@@ -7951,9 +8030,9 @@
       </w:tcPr>
     </w:tblStylePr>
   </w:style>
-  <w:style w:type="table" w:styleId="722">
+  <w:style w:type="table" w:styleId="772">
     <w:name w:val="Grid Table 1 Light - Accent 5"/>
-    <w:basedOn w:val="709"/>
+    <w:basedOn w:val="759"/>
     <w:uiPriority w:val="99"/>
     <w:pPr>
       <w:pBdr/>
@@ -8174,9 +8253,9 @@
       </w:tcPr>
     </w:tblStylePr>
   </w:style>
-  <w:style w:type="table" w:styleId="723">
+  <w:style w:type="table" w:styleId="773">
     <w:name w:val="Grid Table 1 Light - Accent 6"/>
-    <w:basedOn w:val="709"/>
+    <w:basedOn w:val="759"/>
     <w:uiPriority w:val="99"/>
     <w:pPr>
       <w:pBdr/>
@@ -8397,9 +8476,9 @@
       </w:tcPr>
     </w:tblStylePr>
   </w:style>
-  <w:style w:type="table" w:styleId="724">
+  <w:style w:type="table" w:styleId="774">
     <w:name w:val="Grid Table 2"/>
-    <w:basedOn w:val="709"/>
+    <w:basedOn w:val="759"/>
     <w:uiPriority w:val="99"/>
     <w:pPr>
       <w:pBdr/>
@@ -8629,9 +8708,9 @@
       </w:tcPr>
     </w:tblStylePr>
   </w:style>
-  <w:style w:type="table" w:styleId="725">
+  <w:style w:type="table" w:styleId="775">
     <w:name w:val="Grid Table 2 - Accent 1"/>
-    <w:basedOn w:val="709"/>
+    <w:basedOn w:val="759"/>
     <w:uiPriority w:val="99"/>
     <w:pPr>
       <w:pBdr/>
@@ -8861,9 +8940,9 @@
       </w:tcPr>
     </w:tblStylePr>
   </w:style>
-  <w:style w:type="table" w:styleId="726">
+  <w:style w:type="table" w:styleId="776">
     <w:name w:val="Grid Table 2 - Accent 2"/>
-    <w:basedOn w:val="709"/>
+    <w:basedOn w:val="759"/>
     <w:uiPriority w:val="99"/>
     <w:pPr>
       <w:pBdr/>
@@ -9093,9 +9172,9 @@
       </w:tcPr>
     </w:tblStylePr>
   </w:style>
-  <w:style w:type="table" w:styleId="727">
+  <w:style w:type="table" w:styleId="777">
     <w:name w:val="Grid Table 2 - Accent 3"/>
-    <w:basedOn w:val="709"/>
+    <w:basedOn w:val="759"/>
     <w:uiPriority w:val="99"/>
     <w:pPr>
       <w:pBdr/>
@@ -9325,9 +9404,9 @@
       </w:tcPr>
     </w:tblStylePr>
   </w:style>
-  <w:style w:type="table" w:styleId="728">
+  <w:style w:type="table" w:styleId="778">
     <w:name w:val="Grid Table 2 - Accent 4"/>
-    <w:basedOn w:val="709"/>
+    <w:basedOn w:val="759"/>
     <w:uiPriority w:val="99"/>
     <w:pPr>
       <w:pBdr/>
@@ -9557,9 +9636,9 @@
       </w:tcPr>
     </w:tblStylePr>
   </w:style>
-  <w:style w:type="table" w:styleId="729">
+  <w:style w:type="table" w:styleId="779">
     <w:name w:val="Grid Table 2 - Accent 5"/>
-    <w:basedOn w:val="709"/>
+    <w:basedOn w:val="759"/>
     <w:uiPriority w:val="99"/>
     <w:pPr>
       <w:pBdr/>
@@ -9789,9 +9868,9 @@
       </w:tcPr>
     </w:tblStylePr>
   </w:style>
-  <w:style w:type="table" w:styleId="730">
+  <w:style w:type="table" w:styleId="780">
     <w:name w:val="Grid Table 2 - Accent 6"/>
-    <w:basedOn w:val="709"/>
+    <w:basedOn w:val="759"/>
     <w:uiPriority w:val="99"/>
     <w:pPr>
       <w:pBdr/>
@@ -10021,9 +10100,9 @@
       </w:tcPr>
     </w:tblStylePr>
   </w:style>
-  <w:style w:type="table" w:styleId="731">
+  <w:style w:type="table" w:styleId="781">
     <w:name w:val="Grid Table 3"/>
-    <w:basedOn w:val="709"/>
+    <w:basedOn w:val="759"/>
     <w:uiPriority w:val="99"/>
     <w:pPr>
       <w:pBdr/>
@@ -10266,9 +10345,9 @@
       </w:tcPr>
     </w:tblStylePr>
   </w:style>
-  <w:style w:type="table" w:styleId="732">
+  <w:style w:type="table" w:styleId="782">
     <w:name w:val="Grid Table 3 - Accent 1"/>
-    <w:basedOn w:val="709"/>
+    <w:basedOn w:val="759"/>
     <w:uiPriority w:val="99"/>
     <w:pPr>
       <w:pBdr/>
@@ -10511,9 +10590,9 @@
       </w:tcPr>
     </w:tblStylePr>
   </w:style>
-  <w:style w:type="table" w:styleId="733">
+  <w:style w:type="table" w:styleId="783">
     <w:name w:val="Grid Table 3 - Accent 2"/>
-    <w:basedOn w:val="709"/>
+    <w:basedOn w:val="759"/>
     <w:uiPriority w:val="99"/>
     <w:pPr>
       <w:pBdr/>
@@ -10756,9 +10835,9 @@
       </w:tcPr>
     </w:tblStylePr>
   </w:style>
-  <w:style w:type="table" w:styleId="734">
+  <w:style w:type="table" w:styleId="784">
     <w:name w:val="Grid Table 3 - Accent 3"/>
-    <w:basedOn w:val="709"/>
+    <w:basedOn w:val="759"/>
     <w:uiPriority w:val="99"/>
     <w:pPr>
       <w:pBdr/>
@@ -11001,9 +11080,9 @@
       </w:tcPr>
     </w:tblStylePr>
   </w:style>
-  <w:style w:type="table" w:styleId="735">
+  <w:style w:type="table" w:styleId="785">
     <w:name w:val="Grid Table 3 - Accent 4"/>
-    <w:basedOn w:val="709"/>
+    <w:basedOn w:val="759"/>
     <w:uiPriority w:val="99"/>
     <w:pPr>
       <w:pBdr/>
@@ -11246,9 +11325,9 @@
       </w:tcPr>
     </w:tblStylePr>
   </w:style>
-  <w:style w:type="table" w:styleId="736">
+  <w:style w:type="table" w:styleId="786">
     <w:name w:val="Grid Table 3 - Accent 5"/>
-    <w:basedOn w:val="709"/>
+    <w:basedOn w:val="759"/>
     <w:uiPriority w:val="99"/>
     <w:pPr>
       <w:pBdr/>
@@ -11491,9 +11570,9 @@
       </w:tcPr>
     </w:tblStylePr>
   </w:style>
-  <w:style w:type="table" w:styleId="737">
+  <w:style w:type="table" w:styleId="787">
     <w:name w:val="Grid Table 3 - Accent 6"/>
-    <w:basedOn w:val="709"/>
+    <w:basedOn w:val="759"/>
     <w:uiPriority w:val="99"/>
     <w:pPr>
       <w:pBdr/>
@@ -11736,9 +11815,9 @@
       </w:tcPr>
     </w:tblStylePr>
   </w:style>
-  <w:style w:type="table" w:styleId="738">
+  <w:style w:type="table" w:styleId="788">
     <w:name w:val="Grid Table 4"/>
-    <w:basedOn w:val="709"/>
+    <w:basedOn w:val="759"/>
     <w:uiPriority w:val="59"/>
     <w:pPr>
       <w:pBdr/>
@@ -11969,9 +12048,9 @@
       </w:tcPr>
     </w:tblStylePr>
   </w:style>
-  <w:style w:type="table" w:styleId="739">
+  <w:style w:type="table" w:styleId="789">
     <w:name w:val="Grid Table 4 - Accent 1"/>
-    <w:basedOn w:val="709"/>
+    <w:basedOn w:val="759"/>
     <w:uiPriority w:val="59"/>
     <w:pPr>
       <w:pBdr/>
@@ -12202,9 +12281,9 @@
       </w:tcPr>
     </w:tblStylePr>
   </w:style>
-  <w:style w:type="table" w:styleId="740">
+  <w:style w:type="table" w:styleId="790">
     <w:name w:val="Grid Table 4 - Accent 2"/>
-    <w:basedOn w:val="709"/>
+    <w:basedOn w:val="759"/>
     <w:uiPriority w:val="59"/>
     <w:pPr>
       <w:pBdr/>
@@ -12435,9 +12514,9 @@
       </w:tcPr>
     </w:tblStylePr>
   </w:style>
-  <w:style w:type="table" w:styleId="741">
+  <w:style w:type="table" w:styleId="791">
     <w:name w:val="Grid Table 4 - Accent 3"/>
-    <w:basedOn w:val="709"/>
+    <w:basedOn w:val="759"/>
     <w:uiPriority w:val="59"/>
     <w:pPr>
       <w:pBdr/>
@@ -12668,9 +12747,9 @@
       </w:tcPr>
     </w:tblStylePr>
   </w:style>
-  <w:style w:type="table" w:styleId="742">
+  <w:style w:type="table" w:styleId="792">
     <w:name w:val="Grid Table 4 - Accent 4"/>
-    <w:basedOn w:val="709"/>
+    <w:basedOn w:val="759"/>
     <w:uiPriority w:val="59"/>
     <w:pPr>
       <w:pBdr/>
@@ -12901,9 +12980,9 @@
       </w:tcPr>
     </w:tblStylePr>
   </w:style>
-  <w:style w:type="table" w:styleId="743">
+  <w:style w:type="table" w:styleId="793">
     <w:name w:val="Grid Table 4 - Accent 5"/>
-    <w:basedOn w:val="709"/>
+    <w:basedOn w:val="759"/>
     <w:uiPriority w:val="59"/>
     <w:pPr>
       <w:pBdr/>
@@ -13134,9 +13213,9 @@
       </w:tcPr>
     </w:tblStylePr>
   </w:style>
-  <w:style w:type="table" w:styleId="744">
+  <w:style w:type="table" w:styleId="794">
     <w:name w:val="Grid Table 4 - Accent 6"/>
-    <w:basedOn w:val="709"/>
+    <w:basedOn w:val="759"/>
     <w:uiPriority w:val="59"/>
     <w:pPr>
       <w:pBdr/>
@@ -13367,9 +13446,9 @@
       </w:tcPr>
     </w:tblStylePr>
   </w:style>
-  <w:style w:type="table" w:styleId="745">
+  <w:style w:type="table" w:styleId="795">
     <w:name w:val="Grid Table 5 Dark"/>
-    <w:basedOn w:val="709"/>
+    <w:basedOn w:val="759"/>
     <w:uiPriority w:val="99"/>
     <w:pPr>
       <w:pBdr/>
@@ -13595,9 +13674,9 @@
       </w:tcPr>
     </w:tblStylePr>
   </w:style>
-  <w:style w:type="table" w:styleId="746">
+  <w:style w:type="table" w:styleId="796">
     <w:name w:val="Grid Table 5 Dark- Accent 1"/>
-    <w:basedOn w:val="709"/>
+    <w:basedOn w:val="759"/>
     <w:uiPriority w:val="99"/>
     <w:pPr>
       <w:pBdr/>
@@ -13823,9 +13902,9 @@
       </w:tcPr>
     </w:tblStylePr>
   </w:style>
-  <w:style w:type="table" w:styleId="747">
+  <w:style w:type="table" w:styleId="797">
     <w:name w:val="Grid Table 5 Dark - Accent 2"/>
-    <w:basedOn w:val="709"/>
+    <w:basedOn w:val="759"/>
     <w:uiPriority w:val="99"/>
     <w:pPr>
       <w:pBdr/>
@@ -14051,9 +14130,9 @@
       </w:tcPr>
     </w:tblStylePr>
   </w:style>
-  <w:style w:type="table" w:styleId="748">
+  <w:style w:type="table" w:styleId="798">
     <w:name w:val="Grid Table 5 Dark - Accent 3"/>
-    <w:basedOn w:val="709"/>
+    <w:basedOn w:val="759"/>
     <w:uiPriority w:val="99"/>
     <w:pPr>
       <w:pBdr/>
@@ -14279,9 +14358,9 @@
       </w:tcPr>
     </w:tblStylePr>
   </w:style>
-  <w:style w:type="table" w:styleId="749">
+  <w:style w:type="table" w:styleId="799">
     <w:name w:val="Grid Table 5 Dark- Accent 4"/>
-    <w:basedOn w:val="709"/>
+    <w:basedOn w:val="759"/>
     <w:uiPriority w:val="99"/>
     <w:pPr>
       <w:pBdr/>
@@ -14507,9 +14586,9 @@
       </w:tcPr>
     </w:tblStylePr>
   </w:style>
-  <w:style w:type="table" w:styleId="750">
+  <w:style w:type="table" w:styleId="800">
     <w:name w:val="Grid Table 5 Dark - Accent 5"/>
-    <w:basedOn w:val="709"/>
+    <w:basedOn w:val="759"/>
     <w:uiPriority w:val="99"/>
     <w:pPr>
       <w:pBdr/>
@@ -14735,9 +14814,9 @@
       </w:tcPr>
     </w:tblStylePr>
   </w:style>
-  <w:style w:type="table" w:styleId="751">
+  <w:style w:type="table" w:styleId="801">
     <w:name w:val="Grid Table 5 Dark - Accent 6"/>
-    <w:basedOn w:val="709"/>
+    <w:basedOn w:val="759"/>
     <w:uiPriority w:val="99"/>
     <w:pPr>
       <w:pBdr/>
@@ -14963,9 +15042,9 @@
       </w:tcPr>
     </w:tblStylePr>
   </w:style>
-  <w:style w:type="table" w:styleId="752">
+  <w:style w:type="table" w:styleId="802">
     <w:name w:val="Grid Table 6 Colorful"/>
-    <w:basedOn w:val="709"/>
+    <w:basedOn w:val="759"/>
     <w:uiPriority w:val="99"/>
     <w:pPr>
       <w:pBdr/>
@@ -15193,9 +15272,9 @@
       </w:tcPr>
     </w:tblStylePr>
   </w:style>
-  <w:style w:type="table" w:styleId="753">
+  <w:style w:type="table" w:styleId="803">
     <w:name w:val="Grid Table 6 Colorful - Accent 1"/>
-    <w:basedOn w:val="709"/>
+    <w:basedOn w:val="759"/>
     <w:uiPriority w:val="99"/>
     <w:pPr>
       <w:pBdr/>
@@ -15423,9 +15502,9 @@
       </w:tcPr>
     </w:tblStylePr>
   </w:style>
-  <w:style w:type="table" w:styleId="754">
+  <w:style w:type="table" w:styleId="804">
     <w:name w:val="Grid Table 6 Colorful - Accent 2"/>
-    <w:basedOn w:val="709"/>
+    <w:basedOn w:val="759"/>
     <w:uiPriority w:val="99"/>
     <w:pPr>
       <w:pBdr/>
@@ -15653,9 +15732,9 @@
       </w:tcPr>
     </w:tblStylePr>
   </w:style>
-  <w:style w:type="table" w:styleId="755">
+  <w:style w:type="table" w:styleId="805">
     <w:name w:val="Grid Table 6 Colorful - Accent 3"/>
-    <w:basedOn w:val="709"/>
+    <w:basedOn w:val="759"/>
     <w:uiPriority w:val="99"/>
     <w:pPr>
       <w:pBdr/>
@@ -15883,9 +15962,9 @@
       </w:tcPr>
     </w:tblStylePr>
   </w:style>
-  <w:style w:type="table" w:styleId="756">
+  <w:style w:type="table" w:styleId="806">
     <w:name w:val="Grid Table 6 Colorful - Accent 4"/>
-    <w:basedOn w:val="709"/>
+    <w:basedOn w:val="759"/>
     <w:uiPriority w:val="99"/>
     <w:pPr>
       <w:pBdr/>
@@ -16113,9 +16192,9 @@
       </w:tcPr>
     </w:tblStylePr>
   </w:style>
-  <w:style w:type="table" w:styleId="757">
+  <w:style w:type="table" w:styleId="807">
     <w:name w:val="Grid Table 6 Colorful - Accent 5"/>
-    <w:basedOn w:val="709"/>
+    <w:basedOn w:val="759"/>
     <w:uiPriority w:val="99"/>
     <w:pPr>
       <w:pBdr/>
@@ -16343,9 +16422,9 @@
       </w:tcPr>
     </w:tblStylePr>
   </w:style>
-  <w:style w:type="table" w:styleId="758">
+  <w:style w:type="table" w:styleId="808">
     <w:name w:val="Grid Table 6 Colorful - Accent 6"/>
-    <w:basedOn w:val="709"/>
+    <w:basedOn w:val="759"/>
     <w:uiPriority w:val="99"/>
     <w:pPr>
       <w:pBdr/>
@@ -16573,9 +16652,9 @@
       </w:tcPr>
     </w:tblStylePr>
   </w:style>
-  <w:style w:type="table" w:styleId="759">
+  <w:style w:type="table" w:styleId="809">
     <w:name w:val="Grid Table 7 Colorful"/>
-    <w:basedOn w:val="709"/>
+    <w:basedOn w:val="759"/>
     <w:uiPriority w:val="99"/>
     <w:pPr>
       <w:pBdr/>
@@ -16827,9 +16906,9 @@
       </w:tcPr>
     </w:tblStylePr>
   </w:style>
-  <w:style w:type="table" w:styleId="760">
+  <w:style w:type="table" w:styleId="810">
     <w:name w:val="Grid Table 7 Colorful - Accent 1"/>
-    <w:basedOn w:val="709"/>
+    <w:basedOn w:val="759"/>
     <w:uiPriority w:val="99"/>
     <w:pPr>
       <w:pBdr/>
@@ -17081,9 +17160,9 @@
       </w:tcPr>
     </w:tblStylePr>
   </w:style>
-  <w:style w:type="table" w:styleId="761">
+  <w:style w:type="table" w:styleId="811">
     <w:name w:val="Grid Table 7 Colorful - Accent 2"/>
-    <w:basedOn w:val="709"/>
+    <w:basedOn w:val="759"/>
     <w:uiPriority w:val="99"/>
     <w:pPr>
       <w:pBdr/>
@@ -17335,9 +17414,9 @@
       </w:tcPr>
     </w:tblStylePr>
   </w:style>
-  <w:style w:type="table" w:styleId="762">
+  <w:style w:type="table" w:styleId="812">
     <w:name w:val="Grid Table 7 Colorful - Accent 3"/>
-    <w:basedOn w:val="709"/>
+    <w:basedOn w:val="759"/>
     <w:uiPriority w:val="99"/>
     <w:pPr>
       <w:pBdr/>
@@ -17589,9 +17668,9 @@
       </w:tcPr>
     </w:tblStylePr>
   </w:style>
-  <w:style w:type="table" w:styleId="763">
+  <w:style w:type="table" w:styleId="813">
     <w:name w:val="Grid Table 7 Colorful - Accent 4"/>
-    <w:basedOn w:val="709"/>
+    <w:basedOn w:val="759"/>
     <w:uiPriority w:val="99"/>
     <w:pPr>
       <w:pBdr/>
@@ -17843,9 +17922,9 @@
       </w:tcPr>
     </w:tblStylePr>
   </w:style>
-  <w:style w:type="table" w:styleId="764">
+  <w:style w:type="table" w:styleId="814">
     <w:name w:val="Grid Table 7 Colorful - Accent 5"/>
-    <w:basedOn w:val="709"/>
+    <w:basedOn w:val="759"/>
     <w:uiPriority w:val="99"/>
     <w:pPr>
       <w:pBdr/>
@@ -18097,9 +18176,9 @@
       </w:tcPr>
     </w:tblStylePr>
   </w:style>
-  <w:style w:type="table" w:styleId="765">
+  <w:style w:type="table" w:styleId="815">
     <w:name w:val="Grid Table 7 Colorful - Accent 6"/>
-    <w:basedOn w:val="709"/>
+    <w:basedOn w:val="759"/>
     <w:uiPriority w:val="99"/>
     <w:pPr>
       <w:pBdr/>
@@ -18351,9 +18430,9 @@
       </w:tcPr>
     </w:tblStylePr>
   </w:style>
-  <w:style w:type="table" w:styleId="766">
+  <w:style w:type="table" w:styleId="816">
     <w:name w:val="List Table 1 Light"/>
-    <w:basedOn w:val="709"/>
+    <w:basedOn w:val="759"/>
     <w:uiPriority w:val="99"/>
     <w:pPr>
       <w:pBdr/>
@@ -18567,9 +18646,9 @@
       </w:tcPr>
     </w:tblStylePr>
   </w:style>
-  <w:style w:type="table" w:styleId="767">
+  <w:style w:type="table" w:styleId="817">
     <w:name w:val="List Table 1 Light - Accent 1"/>
-    <w:basedOn w:val="709"/>
+    <w:basedOn w:val="759"/>
     <w:uiPriority w:val="99"/>
     <w:pPr>
       <w:pBdr/>
@@ -18783,9 +18862,9 @@
       </w:tcPr>
     </w:tblStylePr>
   </w:style>
-  <w:style w:type="table" w:styleId="768">
+  <w:style w:type="table" w:styleId="818">
     <w:name w:val="List Table 1 Light - Accent 2"/>
-    <w:basedOn w:val="709"/>
+    <w:basedOn w:val="759"/>
     <w:uiPriority w:val="99"/>
     <w:pPr>
       <w:pBdr/>
@@ -18999,9 +19078,9 @@
       </w:tcPr>
     </w:tblStylePr>
   </w:style>
-  <w:style w:type="table" w:styleId="769">
+  <w:style w:type="table" w:styleId="819">
     <w:name w:val="List Table 1 Light - Accent 3"/>
-    <w:basedOn w:val="709"/>
+    <w:basedOn w:val="759"/>
     <w:uiPriority w:val="99"/>
     <w:pPr>
       <w:pBdr/>
@@ -19215,9 +19294,9 @@
       </w:tcPr>
     </w:tblStylePr>
   </w:style>
-  <w:style w:type="table" w:styleId="770">
+  <w:style w:type="table" w:styleId="820">
     <w:name w:val="List Table 1 Light - Accent 4"/>
-    <w:basedOn w:val="709"/>
+    <w:basedOn w:val="759"/>
     <w:uiPriority w:val="99"/>
     <w:pPr>
       <w:pBdr/>
@@ -19431,9 +19510,9 @@
       </w:tcPr>
     </w:tblStylePr>
   </w:style>
-  <w:style w:type="table" w:styleId="771">
+  <w:style w:type="table" w:styleId="821">
     <w:name w:val="List Table 1 Light - Accent 5"/>
-    <w:basedOn w:val="709"/>
+    <w:basedOn w:val="759"/>
     <w:uiPriority w:val="99"/>
     <w:pPr>
       <w:pBdr/>
@@ -19647,9 +19726,9 @@
       </w:tcPr>
     </w:tblStylePr>
   </w:style>
-  <w:style w:type="table" w:styleId="772">
+  <w:style w:type="table" w:styleId="822">
     <w:name w:val="List Table 1 Light - Accent 6"/>
-    <w:basedOn w:val="709"/>
+    <w:basedOn w:val="759"/>
     <w:uiPriority w:val="99"/>
     <w:pPr>
       <w:pBdr/>
@@ -19863,9 +19942,9 @@
       </w:tcPr>
     </w:tblStylePr>
   </w:style>
-  <w:style w:type="table" w:styleId="773">
+  <w:style w:type="table" w:styleId="823">
     <w:name w:val="List Table 2"/>
-    <w:basedOn w:val="709"/>
+    <w:basedOn w:val="759"/>
     <w:uiPriority w:val="99"/>
     <w:pPr>
       <w:pBdr/>
@@ -20101,9 +20180,9 @@
       </w:tcPr>
     </w:tblStylePr>
   </w:style>
-  <w:style w:type="table" w:styleId="774">
+  <w:style w:type="table" w:styleId="824">
     <w:name w:val="List Table 2 - Accent 1"/>
-    <w:basedOn w:val="709"/>
+    <w:basedOn w:val="759"/>
     <w:uiPriority w:val="99"/>
     <w:pPr>
       <w:pBdr/>
@@ -20339,9 +20418,9 @@
       </w:tcPr>
     </w:tblStylePr>
   </w:style>
-  <w:style w:type="table" w:styleId="775">
+  <w:style w:type="table" w:styleId="825">
     <w:name w:val="List Table 2 - Accent 2"/>
-    <w:basedOn w:val="709"/>
+    <w:basedOn w:val="759"/>
     <w:uiPriority w:val="99"/>
     <w:pPr>
       <w:pBdr/>
@@ -20577,9 +20656,9 @@
       </w:tcPr>
     </w:tblStylePr>
   </w:style>
-  <w:style w:type="table" w:styleId="776">
+  <w:style w:type="table" w:styleId="826">
     <w:name w:val="List Table 2 - Accent 3"/>
-    <w:basedOn w:val="709"/>
+    <w:basedOn w:val="759"/>
     <w:uiPriority w:val="99"/>
     <w:pPr>
       <w:pBdr/>
@@ -20815,9 +20894,9 @@
       </w:tcPr>
     </w:tblStylePr>
   </w:style>
-  <w:style w:type="table" w:styleId="777">
+  <w:style w:type="table" w:styleId="827">
     <w:name w:val="List Table 2 - Accent 4"/>
-    <w:basedOn w:val="709"/>
+    <w:basedOn w:val="759"/>
     <w:uiPriority w:val="99"/>
     <w:pPr>
       <w:pBdr/>
@@ -21053,9 +21132,9 @@
       </w:tcPr>
     </w:tblStylePr>
   </w:style>
-  <w:style w:type="table" w:styleId="778">
+  <w:style w:type="table" w:styleId="828">
     <w:name w:val="List Table 2 - Accent 5"/>
-    <w:basedOn w:val="709"/>
+    <w:basedOn w:val="759"/>
     <w:uiPriority w:val="99"/>
     <w:pPr>
       <w:pBdr/>
@@ -21291,9 +21370,9 @@
       </w:tcPr>
     </w:tblStylePr>
   </w:style>
-  <w:style w:type="table" w:styleId="779">
+  <w:style w:type="table" w:styleId="829">
     <w:name w:val="List Table 2 - Accent 6"/>
-    <w:basedOn w:val="709"/>
+    <w:basedOn w:val="759"/>
     <w:uiPriority w:val="99"/>
     <w:pPr>
       <w:pBdr/>
@@ -21529,9 +21608,9 @@
       </w:tcPr>
     </w:tblStylePr>
   </w:style>
-  <w:style w:type="table" w:styleId="780">
+  <w:style w:type="table" w:styleId="830">
     <w:name w:val="List Table 3"/>
-    <w:basedOn w:val="709"/>
+    <w:basedOn w:val="759"/>
     <w:uiPriority w:val="99"/>
     <w:pPr>
       <w:pBdr/>
@@ -21757,9 +21836,9 @@
       </w:tcPr>
     </w:tblStylePr>
   </w:style>
-  <w:style w:type="table" w:styleId="781">
+  <w:style w:type="table" w:styleId="831">
     <w:name w:val="List Table 3 - Accent 1"/>
-    <w:basedOn w:val="709"/>
+    <w:basedOn w:val="759"/>
     <w:uiPriority w:val="99"/>
     <w:pPr>
       <w:pBdr/>
@@ -21985,9 +22064,9 @@
       </w:tcPr>
     </w:tblStylePr>
   </w:style>
-  <w:style w:type="table" w:styleId="782">
+  <w:style w:type="table" w:styleId="832">
     <w:name w:val="List Table 3 - Accent 2"/>
-    <w:basedOn w:val="709"/>
+    <w:basedOn w:val="759"/>
     <w:uiPriority w:val="99"/>
     <w:pPr>
       <w:pBdr/>
@@ -22213,9 +22292,9 @@
       </w:tcPr>
     </w:tblStylePr>
   </w:style>
-  <w:style w:type="table" w:styleId="783">
+  <w:style w:type="table" w:styleId="833">
     <w:name w:val="List Table 3 - Accent 3"/>
-    <w:basedOn w:val="709"/>
+    <w:basedOn w:val="759"/>
     <w:uiPriority w:val="99"/>
     <w:pPr>
       <w:pBdr/>
@@ -22441,9 +22520,9 @@
       </w:tcPr>
     </w:tblStylePr>
   </w:style>
-  <w:style w:type="table" w:styleId="784">
+  <w:style w:type="table" w:styleId="834">
     <w:name w:val="List Table 3 - Accent 4"/>
-    <w:basedOn w:val="709"/>
+    <w:basedOn w:val="759"/>
     <w:uiPriority w:val="99"/>
     <w:pPr>
       <w:pBdr/>
@@ -22669,9 +22748,9 @@
       </w:tcPr>
     </w:tblStylePr>
   </w:style>
-  <w:style w:type="table" w:styleId="785">
+  <w:style w:type="table" w:styleId="835">
     <w:name w:val="List Table 3 - Accent 5"/>
-    <w:basedOn w:val="709"/>
+    <w:basedOn w:val="759"/>
     <w:uiPriority w:val="99"/>
     <w:pPr>
       <w:pBdr/>
@@ -22897,9 +22976,9 @@
       </w:tcPr>
     </w:tblStylePr>
   </w:style>
-  <w:style w:type="table" w:styleId="786">
+  <w:style w:type="table" w:styleId="836">
     <w:name w:val="List Table 3 - Accent 6"/>
-    <w:basedOn w:val="709"/>
+    <w:basedOn w:val="759"/>
     <w:uiPriority w:val="99"/>
     <w:pPr>
       <w:pBdr/>
@@ -23125,9 +23204,9 @@
       </w:tcPr>
     </w:tblStylePr>
   </w:style>
-  <w:style w:type="table" w:styleId="787">
+  <w:style w:type="table" w:styleId="837">
     <w:name w:val="List Table 4"/>
-    <w:basedOn w:val="709"/>
+    <w:basedOn w:val="759"/>
     <w:uiPriority w:val="99"/>
     <w:pPr>
       <w:pBdr/>
@@ -23350,9 +23429,9 @@
       </w:tcPr>
     </w:tblStylePr>
   </w:style>
-  <w:style w:type="table" w:styleId="788">
+  <w:style w:type="table" w:styleId="838">
     <w:name w:val="List Table 4 - Accent 1"/>
-    <w:basedOn w:val="709"/>
+    <w:basedOn w:val="759"/>
     <w:uiPriority w:val="99"/>
     <w:pPr>
       <w:pBdr/>
@@ -23575,9 +23654,9 @@
       </w:tcPr>
     </w:tblStylePr>
   </w:style>
-  <w:style w:type="table" w:styleId="789">
+  <w:style w:type="table" w:styleId="839">
     <w:name w:val="List Table 4 - Accent 2"/>
-    <w:basedOn w:val="709"/>
+    <w:basedOn w:val="759"/>
     <w:uiPriority w:val="99"/>
     <w:pPr>
       <w:pBdr/>
@@ -23800,9 +23879,9 @@
       </w:tcPr>
     </w:tblStylePr>
   </w:style>
-  <w:style w:type="table" w:styleId="790">
+  <w:style w:type="table" w:styleId="840">
     <w:name w:val="List Table 4 - Accent 3"/>
-    <w:basedOn w:val="709"/>
+    <w:basedOn w:val="759"/>
     <w:uiPriority w:val="99"/>
     <w:pPr>
       <w:pBdr/>
@@ -24025,9 +24104,9 @@
       </w:tcPr>
     </w:tblStylePr>
   </w:style>
-  <w:style w:type="table" w:styleId="791">
+  <w:style w:type="table" w:styleId="841">
     <w:name w:val="List Table 4 - Accent 4"/>
-    <w:basedOn w:val="709"/>
+    <w:basedOn w:val="759"/>
     <w:uiPriority w:val="99"/>
     <w:pPr>
       <w:pBdr/>
@@ -24250,9 +24329,9 @@
       </w:tcPr>
     </w:tblStylePr>
   </w:style>
-  <w:style w:type="table" w:styleId="792">
+  <w:style w:type="table" w:styleId="842">
     <w:name w:val="List Table 4 - Accent 5"/>
-    <w:basedOn w:val="709"/>
+    <w:basedOn w:val="759"/>
     <w:uiPriority w:val="99"/>
     <w:pPr>
       <w:pBdr/>
@@ -24475,9 +24554,9 @@
       </w:tcPr>
     </w:tblStylePr>
   </w:style>
-  <w:style w:type="table" w:styleId="793">
+  <w:style w:type="table" w:styleId="843">
     <w:name w:val="List Table 4 - Accent 6"/>
-    <w:basedOn w:val="709"/>
+    <w:basedOn w:val="759"/>
     <w:uiPriority w:val="99"/>
     <w:pPr>
       <w:pBdr/>
@@ -24700,9 +24779,9 @@
       </w:tcPr>
     </w:tblStylePr>
   </w:style>
-  <w:style w:type="table" w:styleId="794">
+  <w:style w:type="table" w:styleId="844">
     <w:name w:val="List Table 5 Dark"/>
-    <w:basedOn w:val="709"/>
+    <w:basedOn w:val="759"/>
     <w:uiPriority w:val="99"/>
     <w:pPr>
       <w:pBdr/>
@@ -24942,9 +25021,9 @@
       </w:tcPr>
     </w:tblStylePr>
   </w:style>
-  <w:style w:type="table" w:styleId="795">
+  <w:style w:type="table" w:styleId="845">
     <w:name w:val="List Table 5 Dark - Accent 1"/>
-    <w:basedOn w:val="709"/>
+    <w:basedOn w:val="759"/>
     <w:uiPriority w:val="99"/>
     <w:pPr>
       <w:pBdr/>
@@ -25184,9 +25263,9 @@
       </w:tcPr>
     </w:tblStylePr>
   </w:style>
-  <w:style w:type="table" w:styleId="796">
+  <w:style w:type="table" w:styleId="846">
     <w:name w:val="List Table 5 Dark - Accent 2"/>
-    <w:basedOn w:val="709"/>
+    <w:basedOn w:val="759"/>
     <w:uiPriority w:val="99"/>
     <w:pPr>
       <w:pBdr/>
@@ -25426,9 +25505,9 @@
       </w:tcPr>
     </w:tblStylePr>
   </w:style>
-  <w:style w:type="table" w:styleId="797">
+  <w:style w:type="table" w:styleId="847">
     <w:name w:val="List Table 5 Dark - Accent 3"/>
-    <w:basedOn w:val="709"/>
+    <w:basedOn w:val="759"/>
     <w:uiPriority w:val="99"/>
     <w:pPr>
       <w:pBdr/>
@@ -25668,9 +25747,9 @@
       </w:tcPr>
     </w:tblStylePr>
   </w:style>
-  <w:style w:type="table" w:styleId="798">
+  <w:style w:type="table" w:styleId="848">
     <w:name w:val="List Table 5 Dark - Accent 4"/>
-    <w:basedOn w:val="709"/>
+    <w:basedOn w:val="759"/>
     <w:uiPriority w:val="99"/>
     <w:pPr>
       <w:pBdr/>
@@ -25910,9 +25989,9 @@
       </w:tcPr>
     </w:tblStylePr>
   </w:style>
-  <w:style w:type="table" w:styleId="799">
+  <w:style w:type="table" w:styleId="849">
     <w:name w:val="List Table 5 Dark - Accent 5"/>
-    <w:basedOn w:val="709"/>
+    <w:basedOn w:val="759"/>
     <w:uiPriority w:val="99"/>
     <w:pPr>
       <w:pBdr/>
@@ -26152,9 +26231,9 @@
       </w:tcPr>
     </w:tblStylePr>
   </w:style>
-  <w:style w:type="table" w:styleId="800">
+  <w:style w:type="table" w:styleId="850">
     <w:name w:val="List Table 5 Dark - Accent 6"/>
-    <w:basedOn w:val="709"/>
+    <w:basedOn w:val="759"/>
     <w:uiPriority w:val="99"/>
     <w:pPr>
       <w:pBdr/>
@@ -26394,9 +26473,9 @@
       </w:tcPr>
     </w:tblStylePr>
   </w:style>
-  <w:style w:type="table" w:styleId="801">
+  <w:style w:type="table" w:styleId="851">
     <w:name w:val="List Table 6 Colorful"/>
-    <w:basedOn w:val="709"/>
+    <w:basedOn w:val="759"/>
     <w:uiPriority w:val="99"/>
     <w:pPr>
       <w:pBdr/>
@@ -26617,9 +26696,9 @@
       </w:tcPr>
     </w:tblStylePr>
   </w:style>
-  <w:style w:type="table" w:styleId="802">
+  <w:style w:type="table" w:styleId="852">
     <w:name w:val="List Table 6 Colorful - Accent 1"/>
-    <w:basedOn w:val="709"/>
+    <w:basedOn w:val="759"/>
     <w:uiPriority w:val="99"/>
     <w:pPr>
       <w:pBdr/>
@@ -26840,9 +26919,9 @@
       </w:tcPr>
     </w:tblStylePr>
   </w:style>
-  <w:style w:type="table" w:styleId="803">
+  <w:style w:type="table" w:styleId="853">
     <w:name w:val="List Table 6 Colorful - Accent 2"/>
-    <w:basedOn w:val="709"/>
+    <w:basedOn w:val="759"/>
     <w:uiPriority w:val="99"/>
     <w:pPr>
       <w:pBdr/>
@@ -27063,9 +27142,9 @@
       </w:tcPr>
     </w:tblStylePr>
   </w:style>
-  <w:style w:type="table" w:styleId="804">
+  <w:style w:type="table" w:styleId="854">
     <w:name w:val="List Table 6 Colorful - Accent 3"/>
-    <w:basedOn w:val="709"/>
+    <w:basedOn w:val="759"/>
     <w:uiPriority w:val="99"/>
     <w:pPr>
       <w:pBdr/>
@@ -27286,9 +27365,9 @@
       </w:tcPr>
     </w:tblStylePr>
   </w:style>
-  <w:style w:type="table" w:styleId="805">
+  <w:style w:type="table" w:styleId="855">
     <w:name w:val="List Table 6 Colorful - Accent 4"/>
-    <w:basedOn w:val="709"/>
+    <w:basedOn w:val="759"/>
     <w:uiPriority w:val="99"/>
     <w:pPr>
       <w:pBdr/>
@@ -27509,9 +27588,9 @@
       </w:tcPr>
     </w:tblStylePr>
   </w:style>
-  <w:style w:type="table" w:styleId="806">
+  <w:style w:type="table" w:styleId="856">
     <w:name w:val="List Table 6 Colorful - Accent 5"/>
-    <w:basedOn w:val="709"/>
+    <w:basedOn w:val="759"/>
     <w:uiPriority w:val="99"/>
     <w:pPr>
       <w:pBdr/>
@@ -27732,9 +27811,9 @@
       </w:tcPr>
     </w:tblStylePr>
   </w:style>
-  <w:style w:type="table" w:styleId="807">
+  <w:style w:type="table" w:styleId="857">
     <w:name w:val="List Table 6 Colorful - Accent 6"/>
-    <w:basedOn w:val="709"/>
+    <w:basedOn w:val="759"/>
     <w:uiPriority w:val="99"/>
     <w:pPr>
       <w:pBdr/>
@@ -27955,9 +28034,9 @@
       </w:tcPr>
     </w:tblStylePr>
   </w:style>
-  <w:style w:type="table" w:styleId="808">
+  <w:style w:type="table" w:styleId="858">
     <w:name w:val="List Table 7 Colorful"/>
-    <w:basedOn w:val="709"/>
+    <w:basedOn w:val="759"/>
     <w:uiPriority w:val="99"/>
     <w:pPr>
       <w:pBdr/>
@@ -28211,9 +28290,9 @@
       </w:tcPr>
     </w:tblStylePr>
   </w:style>
-  <w:style w:type="table" w:styleId="809">
+  <w:style w:type="table" w:styleId="859">
     <w:name w:val="List Table 7 Colorful - Accent 1"/>
-    <w:basedOn w:val="709"/>
+    <w:basedOn w:val="759"/>
     <w:uiPriority w:val="99"/>
     <w:pPr>
       <w:pBdr/>
@@ -28467,9 +28546,9 @@
       </w:tcPr>
     </w:tblStylePr>
   </w:style>
-  <w:style w:type="table" w:styleId="810">
+  <w:style w:type="table" w:styleId="860">
     <w:name w:val="List Table 7 Colorful - Accent 2"/>
-    <w:basedOn w:val="709"/>
+    <w:basedOn w:val="759"/>
     <w:uiPriority w:val="99"/>
     <w:pPr>
       <w:pBdr/>
@@ -28723,9 +28802,9 @@
       </w:tcPr>
     </w:tblStylePr>
   </w:style>
-  <w:style w:type="table" w:styleId="811">
+  <w:style w:type="table" w:styleId="861">
     <w:name w:val="List Table 7 Colorful - Accent 3"/>
-    <w:basedOn w:val="709"/>
+    <w:basedOn w:val="759"/>
     <w:uiPriority w:val="99"/>
     <w:pPr>
       <w:pBdr/>
@@ -28979,9 +29058,9 @@
       </w:tcPr>
     </w:tblStylePr>
   </w:style>
-  <w:style w:type="table" w:styleId="812">
+  <w:style w:type="table" w:styleId="862">
     <w:name w:val="List Table 7 Colorful - Accent 4"/>
-    <w:basedOn w:val="709"/>
+    <w:basedOn w:val="759"/>
     <w:uiPriority w:val="99"/>
     <w:pPr>
       <w:pBdr/>
@@ -29235,9 +29314,9 @@
       </w:tcPr>
     </w:tblStylePr>
   </w:style>
-  <w:style w:type="table" w:styleId="813">
+  <w:style w:type="table" w:styleId="863">
     <w:name w:val="List Table 7 Colorful - Accent 5"/>
-    <w:basedOn w:val="709"/>
+    <w:basedOn w:val="759"/>
     <w:uiPriority w:val="99"/>
     <w:pPr>
       <w:pBdr/>
@@ -29491,9 +29570,9 @@
       </w:tcPr>
     </w:tblStylePr>
   </w:style>
-  <w:style w:type="table" w:styleId="814">
+  <w:style w:type="table" w:styleId="864">
     <w:name w:val="List Table 7 Colorful - Accent 6"/>
-    <w:basedOn w:val="709"/>
+    <w:basedOn w:val="759"/>
     <w:uiPriority w:val="99"/>
     <w:pPr>
       <w:pBdr/>
@@ -29747,9 +29826,9 @@
       </w:tcPr>
     </w:tblStylePr>
   </w:style>
-  <w:style w:type="table" w:styleId="815">
+  <w:style w:type="table" w:styleId="865">
     <w:name w:val="Lined - Accent"/>
-    <w:basedOn w:val="709"/>
+    <w:basedOn w:val="759"/>
     <w:uiPriority w:val="99"/>
     <w:pPr>
       <w:pBdr/>
@@ -29984,9 +30063,9 @@
       </w:tcPr>
     </w:tblStylePr>
   </w:style>
-  <w:style w:type="table" w:styleId="816">
+  <w:style w:type="table" w:styleId="866">
     <w:name w:val="Lined - Accent 1"/>
-    <w:basedOn w:val="709"/>
+    <w:basedOn w:val="759"/>
     <w:uiPriority w:val="99"/>
     <w:pPr>
       <w:pBdr/>
@@ -30221,9 +30300,9 @@
       </w:tcPr>
     </w:tblStylePr>
   </w:style>
-  <w:style w:type="table" w:styleId="817">
+  <w:style w:type="table" w:styleId="867">
     <w:name w:val="Lined - Accent 2"/>
-    <w:basedOn w:val="709"/>
+    <w:basedOn w:val="759"/>
     <w:uiPriority w:val="99"/>
     <w:pPr>
       <w:pBdr/>
@@ -30458,9 +30537,9 @@
       </w:tcPr>
     </w:tblStylePr>
   </w:style>
-  <w:style w:type="table" w:styleId="818">
+  <w:style w:type="table" w:styleId="868">
     <w:name w:val="Lined - Accent 3"/>
-    <w:basedOn w:val="709"/>
+    <w:basedOn w:val="759"/>
     <w:uiPriority w:val="99"/>
     <w:pPr>
       <w:pBdr/>
@@ -30695,9 +30774,9 @@
       </w:tcPr>
     </w:tblStylePr>
   </w:style>
-  <w:style w:type="table" w:styleId="819">
+  <w:style w:type="table" w:styleId="869">
     <w:name w:val="Lined - Accent 4"/>
-    <w:basedOn w:val="709"/>
+    <w:basedOn w:val="759"/>
     <w:uiPriority w:val="99"/>
     <w:pPr>
       <w:pBdr/>
@@ -30932,9 +31011,9 @@
       </w:tcPr>
     </w:tblStylePr>
   </w:style>
-  <w:style w:type="table" w:styleId="820">
+  <w:style w:type="table" w:styleId="870">
     <w:name w:val="Lined - Accent 5"/>
-    <w:basedOn w:val="709"/>
+    <w:basedOn w:val="759"/>
     <w:uiPriority w:val="99"/>
     <w:pPr>
       <w:pBdr/>
@@ -31169,9 +31248,9 @@
       </w:tcPr>
     </w:tblStylePr>
   </w:style>
-  <w:style w:type="table" w:styleId="821">
+  <w:style w:type="table" w:styleId="871">
     <w:name w:val="Lined - Accent 6"/>
-    <w:basedOn w:val="709"/>
+    <w:basedOn w:val="759"/>
     <w:uiPriority w:val="99"/>
     <w:pPr>
       <w:pBdr/>
@@ -31406,9 +31485,9 @@
       </w:tcPr>
     </w:tblStylePr>
   </w:style>
-  <w:style w:type="table" w:styleId="822">
+  <w:style w:type="table" w:styleId="872">
     <w:name w:val="Bordered &amp; Lined - Accent"/>
-    <w:basedOn w:val="709"/>
+    <w:basedOn w:val="759"/>
     <w:uiPriority w:val="99"/>
     <w:pPr>
       <w:pBdr/>
@@ -31650,9 +31729,9 @@
       </w:tcPr>
     </w:tblStylePr>
   </w:style>
-  <w:style w:type="table" w:styleId="823">
+  <w:style w:type="table" w:styleId="873">
     <w:name w:val="Bordered &amp; Lined - Accent 1"/>
-    <w:basedOn w:val="709"/>
+    <w:basedOn w:val="759"/>
     <w:uiPriority w:val="99"/>
     <w:pPr>
       <w:pBdr/>
@@ -31894,9 +31973,9 @@
       </w:tcPr>
     </w:tblStylePr>
   </w:style>
-  <w:style w:type="table" w:styleId="824">
+  <w:style w:type="table" w:styleId="874">
     <w:name w:val="Bordered &amp; Lined - Accent 2"/>
-    <w:basedOn w:val="709"/>
+    <w:basedOn w:val="759"/>
     <w:uiPriority w:val="99"/>
     <w:pPr>
       <w:pBdr/>
@@ -32138,9 +32217,9 @@
       </w:tcPr>
     </w:tblStylePr>
   </w:style>
-  <w:style w:type="table" w:styleId="825">
+  <w:style w:type="table" w:styleId="875">
     <w:name w:val="Bordered &amp; Lined - Accent 3"/>
-    <w:basedOn w:val="709"/>
+    <w:basedOn w:val="759"/>
     <w:uiPriority w:val="99"/>
     <w:pPr>
       <w:pBdr/>
@@ -32382,9 +32461,9 @@
       </w:tcPr>
     </w:tblStylePr>
   </w:style>
-  <w:style w:type="table" w:styleId="826">
+  <w:style w:type="table" w:styleId="876">
     <w:name w:val="Bordered &amp; Lined - Accent 4"/>
-    <w:basedOn w:val="709"/>
+    <w:basedOn w:val="759"/>
     <w:uiPriority w:val="99"/>
     <w:pPr>
       <w:pBdr/>
@@ -32626,9 +32705,9 @@
       </w:tcPr>
     </w:tblStylePr>
   </w:style>
-  <w:style w:type="table" w:styleId="827">
+  <w:style w:type="table" w:styleId="877">
     <w:name w:val="Bordered &amp; Lined - Accent 5"/>
-    <w:basedOn w:val="709"/>
+    <w:basedOn w:val="759"/>
     <w:uiPriority w:val="99"/>
     <w:pPr>
       <w:pBdr/>
@@ -32870,9 +32949,9 @@
       </w:tcPr>
     </w:tblStylePr>
   </w:style>
-  <w:style w:type="table" w:styleId="828">
+  <w:style w:type="table" w:styleId="878">
     <w:name w:val="Bordered &amp; Lined - Accent 6"/>
-    <w:basedOn w:val="709"/>
+    <w:basedOn w:val="759"/>
     <w:uiPriority w:val="99"/>
     <w:pPr>
       <w:pBdr/>
@@ -33114,9 +33193,9 @@
       </w:tcPr>
     </w:tblStylePr>
   </w:style>
-  <w:style w:type="table" w:styleId="829">
+  <w:style w:type="table" w:styleId="879">
     <w:name w:val="Bordered"/>
-    <w:basedOn w:val="709"/>
+    <w:basedOn w:val="759"/>
     <w:uiPriority w:val="99"/>
     <w:pPr>
       <w:pBdr/>
@@ -33345,9 +33424,9 @@
       </w:tcPr>
     </w:tblStylePr>
   </w:style>
-  <w:style w:type="table" w:styleId="830">
+  <w:style w:type="table" w:styleId="880">
     <w:name w:val="Bordered - Accent 1"/>
-    <w:basedOn w:val="709"/>
+    <w:basedOn w:val="759"/>
     <w:uiPriority w:val="99"/>
     <w:pPr>
       <w:pBdr/>
@@ -33576,9 +33655,9 @@
       </w:tcPr>
     </w:tblStylePr>
   </w:style>
-  <w:style w:type="table" w:styleId="831">
+  <w:style w:type="table" w:styleId="881">
     <w:name w:val="Bordered - Accent 2"/>
-    <w:basedOn w:val="709"/>
+    <w:basedOn w:val="759"/>
     <w:uiPriority w:val="99"/>
     <w:pPr>
       <w:pBdr/>
@@ -33807,9 +33886,9 @@
       </w:tcPr>
     </w:tblStylePr>
   </w:style>
-  <w:style w:type="table" w:styleId="832">
+  <w:style w:type="table" w:styleId="882">
     <w:name w:val="Bordered - Accent 3"/>
-    <w:basedOn w:val="709"/>
+    <w:basedOn w:val="759"/>
     <w:uiPriority w:val="99"/>
     <w:pPr>
       <w:pBdr/>
@@ -34038,9 +34117,9 @@
       </w:tcPr>
     </w:tblStylePr>
   </w:style>
-  <w:style w:type="table" w:styleId="833">
+  <w:style w:type="table" w:styleId="883">
     <w:name w:val="Bordered - Accent 4"/>
-    <w:basedOn w:val="709"/>
+    <w:basedOn w:val="759"/>
     <w:uiPriority w:val="99"/>
     <w:pPr>
       <w:pBdr/>
@@ -34269,9 +34348,9 @@
       </w:tcPr>
     </w:tblStylePr>
   </w:style>
-  <w:style w:type="table" w:styleId="834">
+  <w:style w:type="table" w:styleId="884">
     <w:name w:val="Bordered - Accent 5"/>
-    <w:basedOn w:val="709"/>
+    <w:basedOn w:val="759"/>
     <w:uiPriority w:val="99"/>
     <w:pPr>
       <w:pBdr/>
@@ -34500,9 +34579,9 @@
       </w:tcPr>
     </w:tblStylePr>
   </w:style>
-  <w:style w:type="table" w:styleId="835">
+  <w:style w:type="table" w:styleId="885">
     <w:name w:val="Bordered - Accent 6"/>
-    <w:basedOn w:val="709"/>
+    <w:basedOn w:val="759"/>
     <w:uiPriority w:val="99"/>
     <w:pPr>
       <w:pBdr/>
@@ -34731,7 +34810,7 @@
       </w:tcPr>
     </w:tblStylePr>
   </w:style>
-  <w:style w:type="paragraph" w:styleId="836" w:default="1">
+  <w:style w:type="paragraph" w:styleId="886" w:default="1">
     <w:name w:val="Normal"/>
     <w:qFormat/>
     <w:pPr>
@@ -34740,11 +34819,11 @@
       <w:ind/>
     </w:pPr>
   </w:style>
-  <w:style w:type="paragraph" w:styleId="837">
+  <w:style w:type="paragraph" w:styleId="887">
     <w:name w:val="Heading 7"/>
-    <w:basedOn w:val="836"/>
-    <w:next w:val="836"/>
-    <w:link w:val="848"/>
+    <w:basedOn w:val="886"/>
+    <w:next w:val="886"/>
+    <w:link w:val="898"/>
     <w:uiPriority w:val="9"/>
     <w:unhideWhenUsed/>
     <w:qFormat/>
@@ -34761,11 +34840,11 @@
       <w:color w:val="595959" w:themeColor="text1" w:themeTint="A6"/>
     </w:rPr>
   </w:style>
-  <w:style w:type="paragraph" w:styleId="838">
+  <w:style w:type="paragraph" w:styleId="888">
     <w:name w:val="Heading 8"/>
-    <w:basedOn w:val="836"/>
-    <w:next w:val="836"/>
-    <w:link w:val="849"/>
+    <w:basedOn w:val="886"/>
+    <w:next w:val="886"/>
+    <w:link w:val="899"/>
     <w:uiPriority w:val="9"/>
     <w:unhideWhenUsed/>
     <w:qFormat/>
@@ -34784,11 +34863,11 @@
       <w:color w:val="272727" w:themeColor="text1" w:themeTint="D8"/>
     </w:rPr>
   </w:style>
-  <w:style w:type="paragraph" w:styleId="839">
+  <w:style w:type="paragraph" w:styleId="889">
     <w:name w:val="Heading 9"/>
-    <w:basedOn w:val="836"/>
-    <w:next w:val="836"/>
-    <w:link w:val="850"/>
+    <w:basedOn w:val="886"/>
+    <w:next w:val="886"/>
+    <w:link w:val="900"/>
     <w:uiPriority w:val="9"/>
     <w:unhideWhenUsed/>
     <w:qFormat/>
@@ -34807,7 +34886,7 @@
       <w:color w:val="272727" w:themeColor="text1" w:themeTint="D8"/>
     </w:rPr>
   </w:style>
-  <w:style w:type="character" w:styleId="840" w:default="1">
+  <w:style w:type="character" w:styleId="890" w:default="1">
     <w:name w:val="Default Paragraph Font"/>
     <w:uiPriority w:val="1"/>
     <w:semiHidden/>
@@ -34818,7 +34897,7 @@
       <w:ind/>
     </w:pPr>
   </w:style>
-  <w:style w:type="numbering" w:styleId="841" w:default="1">
+  <w:style w:type="numbering" w:styleId="891" w:default="1">
     <w:name w:val="No List"/>
     <w:uiPriority w:val="99"/>
     <w:semiHidden/>
@@ -34829,10 +34908,10 @@
       <w:ind/>
     </w:pPr>
   </w:style>
-  <w:style w:type="character" w:styleId="842">
+  <w:style w:type="character" w:styleId="892">
     <w:name w:val="Heading 1 Char"/>
-    <w:basedOn w:val="840"/>
-    <w:link w:val="887"/>
+    <w:basedOn w:val="890"/>
+    <w:link w:val="937"/>
     <w:uiPriority w:val="9"/>
     <w:pPr>
       <w:pBdr/>
@@ -34846,10 +34925,10 @@
       <w:szCs w:val="40"/>
     </w:rPr>
   </w:style>
-  <w:style w:type="character" w:styleId="843">
+  <w:style w:type="character" w:styleId="893">
     <w:name w:val="Heading 2 Char"/>
-    <w:basedOn w:val="840"/>
-    <w:link w:val="888"/>
+    <w:basedOn w:val="890"/>
+    <w:link w:val="938"/>
     <w:uiPriority w:val="9"/>
     <w:pPr>
       <w:pBdr/>
@@ -34863,10 +34942,10 @@
       <w:szCs w:val="32"/>
     </w:rPr>
   </w:style>
-  <w:style w:type="character" w:styleId="844">
+  <w:style w:type="character" w:styleId="894">
     <w:name w:val="Heading 3 Char"/>
-    <w:basedOn w:val="840"/>
-    <w:link w:val="889"/>
+    <w:basedOn w:val="890"/>
+    <w:link w:val="939"/>
     <w:uiPriority w:val="9"/>
     <w:pPr>
       <w:pBdr/>
@@ -34880,10 +34959,10 @@
       <w:szCs w:val="28"/>
     </w:rPr>
   </w:style>
-  <w:style w:type="character" w:styleId="845">
+  <w:style w:type="character" w:styleId="895">
     <w:name w:val="Heading 4 Char"/>
-    <w:basedOn w:val="840"/>
-    <w:link w:val="890"/>
+    <w:basedOn w:val="890"/>
+    <w:link w:val="940"/>
     <w:uiPriority w:val="9"/>
     <w:pPr>
       <w:pBdr/>
@@ -34897,10 +34976,10 @@
       <w:color w:val="0f4761" w:themeColor="accent1" w:themeShade="BF"/>
     </w:rPr>
   </w:style>
-  <w:style w:type="character" w:styleId="846">
+  <w:style w:type="character" w:styleId="896">
     <w:name w:val="Heading 5 Char"/>
-    <w:basedOn w:val="840"/>
-    <w:link w:val="891"/>
+    <w:basedOn w:val="890"/>
+    <w:link w:val="941"/>
     <w:uiPriority w:val="9"/>
     <w:pPr>
       <w:pBdr/>
@@ -34912,10 +34991,10 @@
       <w:color w:val="0f4761" w:themeColor="accent1" w:themeShade="BF"/>
     </w:rPr>
   </w:style>
-  <w:style w:type="character" w:styleId="847">
+  <w:style w:type="character" w:styleId="897">
     <w:name w:val="Heading 6 Char"/>
-    <w:basedOn w:val="840"/>
-    <w:link w:val="892"/>
+    <w:basedOn w:val="890"/>
+    <w:link w:val="942"/>
     <w:uiPriority w:val="9"/>
     <w:pPr>
       <w:pBdr/>
@@ -34929,10 +35008,10 @@
       <w:color w:val="595959" w:themeColor="text1" w:themeTint="A6"/>
     </w:rPr>
   </w:style>
-  <w:style w:type="character" w:styleId="848">
+  <w:style w:type="character" w:styleId="898">
     <w:name w:val="Heading 7 Char"/>
-    <w:basedOn w:val="840"/>
-    <w:link w:val="837"/>
+    <w:basedOn w:val="890"/>
+    <w:link w:val="887"/>
     <w:uiPriority w:val="9"/>
     <w:pPr>
       <w:pBdr/>
@@ -34944,10 +35023,10 @@
       <w:color w:val="595959" w:themeColor="text1" w:themeTint="A6"/>
     </w:rPr>
   </w:style>
-  <w:style w:type="character" w:styleId="849">
+  <w:style w:type="character" w:styleId="899">
     <w:name w:val="Heading 8 Char"/>
-    <w:basedOn w:val="840"/>
-    <w:link w:val="838"/>
+    <w:basedOn w:val="890"/>
+    <w:link w:val="888"/>
     <w:uiPriority w:val="9"/>
     <w:pPr>
       <w:pBdr/>
@@ -34961,10 +35040,10 @@
       <w:color w:val="272727" w:themeColor="text1" w:themeTint="D8"/>
     </w:rPr>
   </w:style>
-  <w:style w:type="character" w:styleId="850">
+  <w:style w:type="character" w:styleId="900">
     <w:name w:val="Heading 9 Char"/>
-    <w:basedOn w:val="840"/>
-    <w:link w:val="839"/>
+    <w:basedOn w:val="890"/>
+    <w:link w:val="889"/>
     <w:uiPriority w:val="9"/>
     <w:pPr>
       <w:pBdr/>
@@ -34978,10 +35057,10 @@
       <w:color w:val="272727" w:themeColor="text1" w:themeTint="D8"/>
     </w:rPr>
   </w:style>
-  <w:style w:type="character" w:styleId="851">
+  <w:style w:type="character" w:styleId="901">
     <w:name w:val="Title Char"/>
-    <w:basedOn w:val="840"/>
-    <w:link w:val="886"/>
+    <w:basedOn w:val="890"/>
+    <w:link w:val="936"/>
     <w:uiPriority w:val="10"/>
     <w:pPr>
       <w:pBdr/>
@@ -34995,11 +35074,11 @@
       <w:szCs w:val="56"/>
     </w:rPr>
   </w:style>
-  <w:style w:type="paragraph" w:styleId="852">
+  <w:style w:type="paragraph" w:styleId="902">
     <w:name w:val="Subtitle"/>
-    <w:basedOn w:val="836"/>
-    <w:next w:val="836"/>
-    <w:link w:val="853"/>
+    <w:basedOn w:val="886"/>
+    <w:next w:val="886"/>
+    <w:link w:val="903"/>
     <w:uiPriority w:val="11"/>
     <w:qFormat/>
     <w:pPr>
@@ -35017,10 +35096,10 @@
       <w:szCs w:val="28"/>
     </w:rPr>
   </w:style>
-  <w:style w:type="character" w:styleId="853">
+  <w:style w:type="character" w:styleId="903">
     <w:name w:val="Subtitle Char"/>
-    <w:basedOn w:val="840"/>
-    <w:link w:val="852"/>
+    <w:basedOn w:val="890"/>
+    <w:link w:val="902"/>
     <w:uiPriority w:val="11"/>
     <w:pPr>
       <w:pBdr/>
@@ -35034,11 +35113,11 @@
       <w:szCs w:val="28"/>
     </w:rPr>
   </w:style>
-  <w:style w:type="paragraph" w:styleId="854">
+  <w:style w:type="paragraph" w:styleId="904">
     <w:name w:val="Quote"/>
-    <w:basedOn w:val="836"/>
-    <w:next w:val="836"/>
-    <w:link w:val="855"/>
+    <w:basedOn w:val="886"/>
+    <w:next w:val="886"/>
+    <w:link w:val="905"/>
     <w:uiPriority w:val="29"/>
     <w:qFormat/>
     <w:pPr>
@@ -35053,10 +35132,10 @@
       <w:color w:val="404040" w:themeColor="text1" w:themeTint="BF"/>
     </w:rPr>
   </w:style>
-  <w:style w:type="character" w:styleId="855">
+  <w:style w:type="character" w:styleId="905">
     <w:name w:val="Quote Char"/>
-    <w:basedOn w:val="840"/>
-    <w:link w:val="854"/>
+    <w:basedOn w:val="890"/>
+    <w:link w:val="904"/>
     <w:uiPriority w:val="29"/>
     <w:pPr>
       <w:pBdr/>
@@ -35069,9 +35148,9 @@
       <w:color w:val="404040" w:themeColor="text1" w:themeTint="BF"/>
     </w:rPr>
   </w:style>
-  <w:style w:type="character" w:styleId="856">
+  <w:style w:type="character" w:styleId="906">
     <w:name w:val="Intense Emphasis"/>
-    <w:basedOn w:val="840"/>
+    <w:basedOn w:val="890"/>
     <w:uiPriority w:val="21"/>
     <w:qFormat/>
     <w:pPr>
@@ -35085,11 +35164,11 @@
       <w:color w:val="0f4761" w:themeColor="accent1" w:themeShade="BF"/>
     </w:rPr>
   </w:style>
-  <w:style w:type="paragraph" w:styleId="857">
+  <w:style w:type="paragraph" w:styleId="907">
     <w:name w:val="Intense Quote"/>
-    <w:basedOn w:val="836"/>
-    <w:next w:val="836"/>
-    <w:link w:val="858"/>
+    <w:basedOn w:val="886"/>
+    <w:next w:val="886"/>
+    <w:link w:val="908"/>
     <w:uiPriority w:val="30"/>
     <w:qFormat/>
     <w:pPr>
@@ -35107,10 +35186,10 @@
       <w:color w:val="0f4761" w:themeColor="accent1" w:themeShade="BF"/>
     </w:rPr>
   </w:style>
-  <w:style w:type="character" w:styleId="858">
+  <w:style w:type="character" w:styleId="908">
     <w:name w:val="Intense Quote Char"/>
-    <w:basedOn w:val="840"/>
-    <w:link w:val="857"/>
+    <w:basedOn w:val="890"/>
+    <w:link w:val="907"/>
     <w:uiPriority w:val="30"/>
     <w:pPr>
       <w:pBdr/>
@@ -35123,9 +35202,9 @@
       <w:color w:val="0f4761" w:themeColor="accent1" w:themeShade="BF"/>
     </w:rPr>
   </w:style>
-  <w:style w:type="character" w:styleId="859">
+  <w:style w:type="character" w:styleId="909">
     <w:name w:val="Intense Reference"/>
-    <w:basedOn w:val="840"/>
+    <w:basedOn w:val="890"/>
     <w:uiPriority w:val="32"/>
     <w:qFormat/>
     <w:pPr>
@@ -35141,9 +35220,9 @@
       <w:spacing w:val="5"/>
     </w:rPr>
   </w:style>
-  <w:style w:type="paragraph" w:styleId="860">
+  <w:style w:type="paragraph" w:styleId="910">
     <w:name w:val="No Spacing"/>
-    <w:basedOn w:val="836"/>
+    <w:basedOn w:val="886"/>
     <w:uiPriority w:val="1"/>
     <w:qFormat/>
     <w:pPr>
@@ -35152,9 +35231,9 @@
       <w:ind/>
     </w:pPr>
   </w:style>
-  <w:style w:type="character" w:styleId="861">
+  <w:style w:type="character" w:styleId="911">
     <w:name w:val="Subtle Emphasis"/>
-    <w:basedOn w:val="840"/>
+    <w:basedOn w:val="890"/>
     <w:uiPriority w:val="19"/>
     <w:qFormat/>
     <w:pPr>
@@ -35168,9 +35247,9 @@
       <w:color w:val="404040" w:themeColor="text1" w:themeTint="BF"/>
     </w:rPr>
   </w:style>
-  <w:style w:type="character" w:styleId="862">
+  <w:style w:type="character" w:styleId="912">
     <w:name w:val="Emphasis"/>
-    <w:basedOn w:val="840"/>
+    <w:basedOn w:val="890"/>
     <w:uiPriority w:val="20"/>
     <w:qFormat/>
     <w:pPr>
@@ -35183,9 +35262,9 @@
       <w:iCs/>
     </w:rPr>
   </w:style>
-  <w:style w:type="character" w:styleId="863">
+  <w:style w:type="character" w:styleId="913">
     <w:name w:val="Subtle Reference"/>
-    <w:basedOn w:val="840"/>
+    <w:basedOn w:val="890"/>
     <w:uiPriority w:val="31"/>
     <w:qFormat/>
     <w:pPr>
@@ -35198,9 +35277,9 @@
       <w:color w:val="5a5a5a" w:themeColor="text1" w:themeTint="A5"/>
     </w:rPr>
   </w:style>
-  <w:style w:type="character" w:styleId="864">
+  <w:style w:type="character" w:styleId="914">
     <w:name w:val="Book Title"/>
-    <w:basedOn w:val="840"/>
+    <w:basedOn w:val="890"/>
     <w:uiPriority w:val="33"/>
     <w:qFormat/>
     <w:pPr>
@@ -35216,10 +35295,10 @@
       <w:spacing w:val="5"/>
     </w:rPr>
   </w:style>
-  <w:style w:type="paragraph" w:styleId="865">
+  <w:style w:type="paragraph" w:styleId="915">
     <w:name w:val="Header"/>
-    <w:basedOn w:val="836"/>
-    <w:link w:val="866"/>
+    <w:basedOn w:val="886"/>
+    <w:link w:val="916"/>
     <w:uiPriority w:val="99"/>
     <w:unhideWhenUsed/>
     <w:pPr>
@@ -35232,10 +35311,10 @@
       <w:ind/>
     </w:pPr>
   </w:style>
-  <w:style w:type="character" w:styleId="866">
+  <w:style w:type="character" w:styleId="916">
     <w:name w:val="Header Char"/>
-    <w:basedOn w:val="840"/>
-    <w:link w:val="865"/>
+    <w:basedOn w:val="890"/>
+    <w:link w:val="915"/>
     <w:uiPriority w:val="99"/>
     <w:pPr>
       <w:pBdr/>
@@ -35243,10 +35322,10 @@
       <w:ind/>
     </w:pPr>
   </w:style>
-  <w:style w:type="paragraph" w:styleId="867">
+  <w:style w:type="paragraph" w:styleId="917">
     <w:name w:val="Footer"/>
-    <w:basedOn w:val="836"/>
-    <w:link w:val="868"/>
+    <w:basedOn w:val="886"/>
+    <w:link w:val="918"/>
     <w:uiPriority w:val="99"/>
     <w:unhideWhenUsed/>
     <w:pPr>
@@ -35259,10 +35338,10 @@
       <w:ind/>
     </w:pPr>
   </w:style>
-  <w:style w:type="character" w:styleId="868">
+  <w:style w:type="character" w:styleId="918">
     <w:name w:val="Footer Char"/>
-    <w:basedOn w:val="840"/>
-    <w:link w:val="867"/>
+    <w:basedOn w:val="890"/>
+    <w:link w:val="917"/>
     <w:uiPriority w:val="99"/>
     <w:pPr>
       <w:pBdr/>
@@ -35270,10 +35349,10 @@
       <w:ind/>
     </w:pPr>
   </w:style>
-  <w:style w:type="paragraph" w:styleId="869">
+  <w:style w:type="paragraph" w:styleId="919">
     <w:name w:val="Caption"/>
-    <w:basedOn w:val="836"/>
-    <w:next w:val="836"/>
+    <w:basedOn w:val="886"/>
+    <w:next w:val="886"/>
     <w:uiPriority w:val="35"/>
     <w:unhideWhenUsed/>
     <w:qFormat/>
@@ -35290,10 +35369,10 @@
       <w:szCs w:val="18"/>
     </w:rPr>
   </w:style>
-  <w:style w:type="paragraph" w:styleId="870">
+  <w:style w:type="paragraph" w:styleId="920">
     <w:name w:val="endnote text"/>
-    <w:basedOn w:val="836"/>
-    <w:link w:val="871"/>
+    <w:basedOn w:val="886"/>
+    <w:link w:val="921"/>
     <w:uiPriority w:val="99"/>
     <w:semiHidden/>
     <w:unhideWhenUsed/>
@@ -35307,10 +35386,10 @@
       <w:szCs w:val="20"/>
     </w:rPr>
   </w:style>
-  <w:style w:type="character" w:styleId="871">
+  <w:style w:type="character" w:styleId="921">
     <w:name w:val="Endnote Text Char"/>
-    <w:basedOn w:val="840"/>
-    <w:link w:val="870"/>
+    <w:basedOn w:val="890"/>
+    <w:link w:val="920"/>
     <w:uiPriority w:val="99"/>
     <w:semiHidden/>
     <w:pPr>
@@ -35323,9 +35402,9 @@
       <w:szCs w:val="20"/>
     </w:rPr>
   </w:style>
-  <w:style w:type="character" w:styleId="872">
+  <w:style w:type="character" w:styleId="922">
     <w:name w:val="endnote reference"/>
-    <w:basedOn w:val="840"/>
+    <w:basedOn w:val="890"/>
     <w:uiPriority w:val="99"/>
     <w:semiHidden/>
     <w:unhideWhenUsed/>
@@ -35338,9 +35417,9 @@
       <w:vertAlign w:val="superscript"/>
     </w:rPr>
   </w:style>
-  <w:style w:type="character" w:styleId="873">
+  <w:style w:type="character" w:styleId="923">
     <w:name w:val="FollowedHyperlink"/>
-    <w:basedOn w:val="840"/>
+    <w:basedOn w:val="890"/>
     <w:uiPriority w:val="99"/>
     <w:semiHidden/>
     <w:unhideWhenUsed/>
@@ -35354,10 +35433,10 @@
       <w:u w:val="single"/>
     </w:rPr>
   </w:style>
-  <w:style w:type="paragraph" w:styleId="874">
+  <w:style w:type="paragraph" w:styleId="924">
     <w:name w:val="toc 1"/>
-    <w:basedOn w:val="836"/>
-    <w:next w:val="836"/>
+    <w:basedOn w:val="886"/>
+    <w:next w:val="886"/>
     <w:uiPriority w:val="39"/>
     <w:unhideWhenUsed/>
     <w:pPr>
@@ -35366,10 +35445,10 @@
       <w:ind/>
     </w:pPr>
   </w:style>
-  <w:style w:type="paragraph" w:styleId="875">
+  <w:style w:type="paragraph" w:styleId="925">
     <w:name w:val="toc 2"/>
-    <w:basedOn w:val="836"/>
-    <w:next w:val="836"/>
+    <w:basedOn w:val="886"/>
+    <w:next w:val="886"/>
     <w:uiPriority w:val="39"/>
     <w:unhideWhenUsed/>
     <w:pPr>
@@ -35378,10 +35457,10 @@
       <w:ind w:left="220"/>
     </w:pPr>
   </w:style>
-  <w:style w:type="paragraph" w:styleId="876">
+  <w:style w:type="paragraph" w:styleId="926">
     <w:name w:val="toc 3"/>
-    <w:basedOn w:val="836"/>
-    <w:next w:val="836"/>
+    <w:basedOn w:val="886"/>
+    <w:next w:val="886"/>
     <w:uiPriority w:val="39"/>
     <w:unhideWhenUsed/>
     <w:pPr>
@@ -35390,10 +35469,10 @@
       <w:ind w:left="440"/>
     </w:pPr>
   </w:style>
-  <w:style w:type="paragraph" w:styleId="877">
+  <w:style w:type="paragraph" w:styleId="927">
     <w:name w:val="toc 4"/>
-    <w:basedOn w:val="836"/>
-    <w:next w:val="836"/>
+    <w:basedOn w:val="886"/>
+    <w:next w:val="886"/>
     <w:uiPriority w:val="39"/>
     <w:unhideWhenUsed/>
     <w:pPr>
@@ -35402,10 +35481,10 @@
       <w:ind w:left="660"/>
     </w:pPr>
   </w:style>
-  <w:style w:type="paragraph" w:styleId="878">
+  <w:style w:type="paragraph" w:styleId="928">
     <w:name w:val="toc 5"/>
-    <w:basedOn w:val="836"/>
-    <w:next w:val="836"/>
+    <w:basedOn w:val="886"/>
+    <w:next w:val="886"/>
     <w:uiPriority w:val="39"/>
     <w:unhideWhenUsed/>
     <w:pPr>
@@ -35414,10 +35493,10 @@
       <w:ind w:left="880"/>
     </w:pPr>
   </w:style>
-  <w:style w:type="paragraph" w:styleId="879">
+  <w:style w:type="paragraph" w:styleId="929">
     <w:name w:val="toc 6"/>
-    <w:basedOn w:val="836"/>
-    <w:next w:val="836"/>
+    <w:basedOn w:val="886"/>
+    <w:next w:val="886"/>
     <w:uiPriority w:val="39"/>
     <w:unhideWhenUsed/>
     <w:pPr>
@@ -35426,10 +35505,10 @@
       <w:ind w:left="1100"/>
     </w:pPr>
   </w:style>
-  <w:style w:type="paragraph" w:styleId="880">
+  <w:style w:type="paragraph" w:styleId="930">
     <w:name w:val="toc 7"/>
-    <w:basedOn w:val="836"/>
-    <w:next w:val="836"/>
+    <w:basedOn w:val="886"/>
+    <w:next w:val="886"/>
     <w:uiPriority w:val="39"/>
     <w:unhideWhenUsed/>
     <w:pPr>
@@ -35438,10 +35517,10 @@
       <w:ind w:left="1320"/>
     </w:pPr>
   </w:style>
-  <w:style w:type="paragraph" w:styleId="881">
+  <w:style w:type="paragraph" w:styleId="931">
     <w:name w:val="toc 8"/>
-    <w:basedOn w:val="836"/>
-    <w:next w:val="836"/>
+    <w:basedOn w:val="886"/>
+    <w:next w:val="886"/>
     <w:uiPriority w:val="39"/>
     <w:unhideWhenUsed/>
     <w:pPr>
@@ -35450,10 +35529,10 @@
       <w:ind w:left="1540"/>
     </w:pPr>
   </w:style>
-  <w:style w:type="paragraph" w:styleId="882">
+  <w:style w:type="paragraph" w:styleId="932">
     <w:name w:val="toc 9"/>
-    <w:basedOn w:val="836"/>
-    <w:next w:val="836"/>
+    <w:basedOn w:val="886"/>
+    <w:next w:val="886"/>
     <w:uiPriority w:val="39"/>
     <w:unhideWhenUsed/>
     <w:pPr>
@@ -35462,9 +35541,9 @@
       <w:ind w:left="1760"/>
     </w:pPr>
   </w:style>
-  <w:style w:type="character" w:styleId="883">
+  <w:style w:type="character" w:styleId="933">
     <w:name w:val="Placeholder Text"/>
-    <w:basedOn w:val="840"/>
+    <w:basedOn w:val="890"/>
     <w:uiPriority w:val="99"/>
     <w:semiHidden/>
     <w:pPr>
@@ -35476,7 +35555,7 @@
       <w:color w:val="666666"/>
     </w:rPr>
   </w:style>
-  <w:style w:type="paragraph" w:styleId="884">
+  <w:style w:type="paragraph" w:styleId="934">
     <w:name w:val="TOC Heading"/>
     <w:uiPriority w:val="39"/>
     <w:unhideWhenUsed/>
@@ -35486,10 +35565,10 @@
       <w:ind/>
     </w:pPr>
   </w:style>
-  <w:style w:type="paragraph" w:styleId="885">
+  <w:style w:type="paragraph" w:styleId="935">
     <w:name w:val="table of figures"/>
-    <w:basedOn w:val="836"/>
-    <w:next w:val="836"/>
+    <w:basedOn w:val="886"/>
+    <w:next w:val="886"/>
     <w:uiPriority w:val="99"/>
     <w:unhideWhenUsed/>
     <w:pPr>
@@ -35498,7 +35577,7 @@
       <w:ind/>
     </w:pPr>
   </w:style>
-  <w:style w:type="paragraph" w:styleId="886">
+  <w:style w:type="paragraph" w:styleId="936">
     <w:name w:val="Title"/>
     <w:qFormat/>
     <w:pPr>
@@ -35511,7 +35590,7 @@
       <w:szCs w:val="56"/>
     </w:rPr>
   </w:style>
-  <w:style w:type="paragraph" w:styleId="887">
+  <w:style w:type="paragraph" w:styleId="937">
     <w:name w:val="Heading 1"/>
     <w:qFormat/>
     <w:pPr>
@@ -35525,7 +35604,7 @@
       <w:szCs w:val="32"/>
     </w:rPr>
   </w:style>
-  <w:style w:type="paragraph" w:styleId="888">
+  <w:style w:type="paragraph" w:styleId="938">
     <w:name w:val="Heading 2"/>
     <w:qFormat/>
     <w:pPr>
@@ -35539,7 +35618,7 @@
       <w:szCs w:val="26"/>
     </w:rPr>
   </w:style>
-  <w:style w:type="paragraph" w:styleId="889">
+  <w:style w:type="paragraph" w:styleId="939">
     <w:name w:val="Heading 3"/>
     <w:qFormat/>
     <w:pPr>
@@ -35553,7 +35632,7 @@
       <w:szCs w:val="24"/>
     </w:rPr>
   </w:style>
-  <w:style w:type="paragraph" w:styleId="890">
+  <w:style w:type="paragraph" w:styleId="940">
     <w:name w:val="Heading 4"/>
     <w:qFormat/>
     <w:pPr>
@@ -35567,7 +35646,7 @@
       <w:color w:val="2e74b5"/>
     </w:rPr>
   </w:style>
-  <w:style w:type="paragraph" w:styleId="891">
+  <w:style w:type="paragraph" w:styleId="941">
     <w:name w:val="Heading 5"/>
     <w:qFormat/>
     <w:pPr>
@@ -35579,7 +35658,7 @@
       <w:color w:val="2e74b5"/>
     </w:rPr>
   </w:style>
-  <w:style w:type="paragraph" w:styleId="892">
+  <w:style w:type="paragraph" w:styleId="942">
     <w:name w:val="Heading 6"/>
     <w:qFormat/>
     <w:pPr>
@@ -35591,7 +35670,7 @@
       <w:color w:val="1f4d78"/>
     </w:rPr>
   </w:style>
-  <w:style w:type="paragraph" w:styleId="893">
+  <w:style w:type="paragraph" w:styleId="943">
     <w:name w:val="Strong"/>
     <w:qFormat/>
     <w:pPr>
@@ -35604,7 +35683,7 @@
       <w:bCs/>
     </w:rPr>
   </w:style>
-  <w:style w:type="paragraph" w:styleId="894">
+  <w:style w:type="paragraph" w:styleId="944">
     <w:name w:val="List Paragraph"/>
     <w:qFormat/>
     <w:pPr>
@@ -35613,7 +35692,7 @@
       <w:ind/>
     </w:pPr>
   </w:style>
-  <w:style w:type="character" w:styleId="895">
+  <w:style w:type="character" w:styleId="945">
     <w:name w:val="Hyperlink"/>
     <w:uiPriority w:val="99"/>
     <w:unhideWhenUsed/>
@@ -35627,7 +35706,7 @@
       <w:u w:val="single"/>
     </w:rPr>
   </w:style>
-  <w:style w:type="character" w:styleId="896">
+  <w:style w:type="character" w:styleId="946">
     <w:name w:val="footnote reference"/>
     <w:uiPriority w:val="99"/>
     <w:semiHidden/>
@@ -35641,9 +35720,9 @@
       <w:vertAlign w:val="superscript"/>
     </w:rPr>
   </w:style>
-  <w:style w:type="paragraph" w:styleId="897">
+  <w:style w:type="paragraph" w:styleId="947">
     <w:name w:val="footnote text"/>
-    <w:link w:val="898"/>
+    <w:link w:val="948"/>
     <w:uiPriority w:val="99"/>
     <w:semiHidden/>
     <w:unhideWhenUsed/>
@@ -35657,9 +35736,9 @@
       <w:szCs w:val="20"/>
     </w:rPr>
   </w:style>
-  <w:style w:type="character" w:styleId="898">
+  <w:style w:type="character" w:styleId="948">
     <w:name w:val="Footnote Text Char"/>
-    <w:link w:val="897"/>
+    <w:link w:val="947"/>
     <w:uiPriority w:val="99"/>
     <w:semiHidden/>
     <w:unhideWhenUsed/>
